--- a/lab4/Отчёт.docx
+++ b/lab4/Отчёт.docx
@@ -97,7 +97,7 @@
       <w:pPr>
         <w:numPr>
           <w:ilvl w:val="0"/>
-          <w:numId w:val="18"/>
+          <w:numId w:val="24"/>
         </w:numPr>
       </w:pPr>
       <w:r>
@@ -108,7 +108,7 @@
       <w:pPr>
         <w:numPr>
           <w:ilvl w:val="0"/>
-          <w:numId w:val="18"/>
+          <w:numId w:val="24"/>
         </w:numPr>
       </w:pPr>
       <w:r>
@@ -127,7 +127,7 @@
       <w:pPr>
         <w:numPr>
           <w:ilvl w:val="0"/>
-          <w:numId w:val="18"/>
+          <w:numId w:val="24"/>
         </w:numPr>
       </w:pPr>
       <w:r>
@@ -146,7 +146,7 @@
       <w:pPr>
         <w:numPr>
           <w:ilvl w:val="0"/>
-          <w:numId w:val="18"/>
+          <w:numId w:val="24"/>
         </w:numPr>
       </w:pPr>
       <w:r>
@@ -173,7 +173,7 @@
       <w:pPr>
         <w:numPr>
           <w:ilvl w:val="0"/>
-          <w:numId w:val="18"/>
+          <w:numId w:val="24"/>
         </w:numPr>
       </w:pPr>
       <w:r>
@@ -200,7 +200,7 @@
       <w:pPr>
         <w:numPr>
           <w:ilvl w:val="0"/>
-          <w:numId w:val="18"/>
+          <w:numId w:val="24"/>
         </w:numPr>
       </w:pPr>
       <w:r>
@@ -250,7 +250,7 @@
       <w:pPr>
         <w:numPr>
           <w:ilvl w:val="0"/>
-          <w:numId w:val="19"/>
+          <w:numId w:val="25"/>
         </w:numPr>
       </w:pPr>
       <w:r>
@@ -268,7 +268,7 @@
       <w:pPr>
         <w:numPr>
           <w:ilvl w:val="0"/>
-          <w:numId w:val="19"/>
+          <w:numId w:val="25"/>
         </w:numPr>
       </w:pPr>
       <w:r>
@@ -386,7 +386,7 @@
       <w:pPr>
         <w:numPr>
           <w:ilvl w:val="0"/>
-          <w:numId w:val="20"/>
+          <w:numId w:val="26"/>
         </w:numPr>
       </w:pPr>
       <w:proofErr w:type="spellStart"/>
@@ -429,7 +429,7 @@
       <w:pPr>
         <w:numPr>
           <w:ilvl w:val="0"/>
-          <w:numId w:val="20"/>
+          <w:numId w:val="26"/>
         </w:numPr>
       </w:pPr>
       <w:r>
@@ -508,7 +508,7 @@
       <w:pPr>
         <w:numPr>
           <w:ilvl w:val="0"/>
-          <w:numId w:val="20"/>
+          <w:numId w:val="26"/>
         </w:numPr>
       </w:pPr>
       <w:r>
@@ -695,6 +695,31 @@
       </w:r>
     </w:p>
     <w:p>
+      <w:r>
+        <w:t xml:space="preserve">В целях сравнительного анализа низкоуровневых стандартов округления, в пошаговом алгоритме и алгоритме ЦДА вместо стандартной функции </w:t>
+      </w:r>
+      <w:proofErr w:type="spellStart"/>
+      <w:r>
+        <w:t>Math.Round</w:t>
+      </w:r>
+      <w:proofErr w:type="spellEnd"/>
+      <w:r>
+        <w:t xml:space="preserve"> было применено явное приведение к целочисленному типу (</w:t>
+      </w:r>
+      <w:proofErr w:type="spellStart"/>
+      <w:r>
+        <w:t>int</w:t>
+      </w:r>
+      <w:proofErr w:type="spellEnd"/>
+      <w:r>
+        <w:t xml:space="preserve">). Данное изменение отбрасывает дробную часть и позволяет наглядно </w:t>
+      </w:r>
+      <w:r>
+        <w:lastRenderedPageBreak/>
+        <w:t>исследовать смещение пиксельных цепочек при изменении направления вектора обхода.</w:t>
+      </w:r>
+    </w:p>
+    <w:p>
       <w:pPr>
         <w:rPr>
           <w:b/>
@@ -711,7 +736,6 @@
     </w:p>
     <w:p>
       <w:r>
-        <w:lastRenderedPageBreak/>
         <w:t xml:space="preserve">Для выполнения требований по анализу временных характеристик был разработан специализированный класс </w:t>
       </w:r>
       <w:proofErr w:type="spellStart"/>
@@ -764,7 +788,7 @@
       <w:pPr>
         <w:numPr>
           <w:ilvl w:val="0"/>
-          <w:numId w:val="21"/>
+          <w:numId w:val="27"/>
         </w:numPr>
       </w:pPr>
       <w:r>
@@ -782,7 +806,7 @@
       <w:pPr>
         <w:numPr>
           <w:ilvl w:val="0"/>
-          <w:numId w:val="21"/>
+          <w:numId w:val="27"/>
         </w:numPr>
       </w:pPr>
       <w:r>
@@ -847,14 +871,14 @@
           <w:b/>
           <w:bCs/>
         </w:rPr>
-        <w:t>Метод №1: Алгоритм ЦДА (Цифровой дифференциальный анализатор)</w:t>
+        <w:t>Метод №1: Алгоритм Пошаговый</w:t>
       </w:r>
     </w:p>
     <w:p>
       <w:pPr>
         <w:numPr>
           <w:ilvl w:val="0"/>
-          <w:numId w:val="22"/>
+          <w:numId w:val="28"/>
         </w:numPr>
       </w:pPr>
       <w:r>
@@ -865,14 +889,90 @@
         <w:t>Плюсы:</w:t>
       </w:r>
       <w:r>
-        <w:t xml:space="preserve"> Предельная простота математической логики и легкость программной реализации; гарантирует равномерное распределение пикселей вдоль всей длины отрезка благодаря фиксированному шагу, равному единице по ведущей оси.</w:t>
+        <w:t xml:space="preserve"> Точный расчет координат каждой точки независимо от предыдущих шагов прямо из аналитического уравнения прямой y = y0 + k * (x - x0). Ошибка округления фиксирована и не накапливается вдоль длины отрезка. Наличие предварительной сортировки граничных точек гарантирует инвариантность формы линии к направлению ввода данных пользователем.</w:t>
       </w:r>
     </w:p>
     <w:p>
       <w:pPr>
         <w:numPr>
           <w:ilvl w:val="0"/>
-          <w:numId w:val="22"/>
+          <w:numId w:val="28"/>
+        </w:numPr>
+      </w:pPr>
+      <w:r>
+        <w:rPr>
+          <w:b/>
+          <w:bCs/>
+        </w:rPr>
+        <w:lastRenderedPageBreak/>
+        <w:t>Минусы:</w:t>
+      </w:r>
+      <w:r>
+        <w:t xml:space="preserve"> Высокие накладные расходы из-за явного выполнения операции деления при вычислении углового коэффициента наклона k на этапе инициализации, что делает алгоритм неэффективным на аппаратном уровне.</w:t>
+      </w:r>
+    </w:p>
+    <w:p>
+      <w:pPr>
+        <w:rPr>
+          <w:b/>
+          <w:bCs/>
+        </w:rPr>
+      </w:pPr>
+      <w:r>
+        <w:rPr>
+          <w:b/>
+          <w:bCs/>
+        </w:rPr>
+        <w:t>Метод №2: Алгоритм ЦДА (Цифровой дифференциальный анализатор)</w:t>
+      </w:r>
+    </w:p>
+    <w:p>
+      <w:pPr>
+        <w:numPr>
+          <w:ilvl w:val="0"/>
+          <w:numId w:val="29"/>
+        </w:numPr>
+      </w:pPr>
+      <w:r>
+        <w:rPr>
+          <w:b/>
+          <w:bCs/>
+        </w:rPr>
+        <w:t>Плюсы:</w:t>
+      </w:r>
+      <w:r>
+        <w:t xml:space="preserve"> Предельная простота внутренней логики цикла. Использование инкрементного подхода (прибавление </w:t>
+      </w:r>
+      <w:proofErr w:type="spellStart"/>
+      <w:r>
+        <w:t>xInc</w:t>
+      </w:r>
+      <w:proofErr w:type="spellEnd"/>
+      <w:r>
+        <w:t xml:space="preserve"> и </w:t>
+      </w:r>
+      <w:proofErr w:type="spellStart"/>
+      <w:r>
+        <w:t>yInc</w:t>
+      </w:r>
+      <w:proofErr w:type="spellEnd"/>
+      <w:r>
+        <w:t>) устраняет необходимость вычисления уравнения прямой на каждой итерации. Замена тяжелой функции математического округления на простое отсечение дробной части (</w:t>
+      </w:r>
+      <w:proofErr w:type="spellStart"/>
+      <w:r>
+        <w:t>int</w:t>
+      </w:r>
+      <w:proofErr w:type="spellEnd"/>
+      <w:r>
+        <w:t>) трансформировала тело цикла в линейный поток команд, подлежащий эффективной JIT-оптимизации процессора.</w:t>
+      </w:r>
+    </w:p>
+    <w:p>
+      <w:pPr>
+        <w:numPr>
+          <w:ilvl w:val="0"/>
+          <w:numId w:val="29"/>
         </w:numPr>
       </w:pPr>
       <w:r>
@@ -883,7 +983,7 @@
         <w:t>Минусы:</w:t>
       </w:r>
       <w:r>
-        <w:t xml:space="preserve"> Низкая производительность на больших объемах данных. Наличие операций с плавающей точкой (</w:t>
+        <w:t xml:space="preserve"> Накопление погрешности вычислений на экстремально длинных отрезках из-за суммирования округлений типа </w:t>
       </w:r>
       <w:proofErr w:type="spellStart"/>
       <w:r>
@@ -891,15 +991,15 @@
       </w:r>
       <w:proofErr w:type="spellEnd"/>
       <w:r>
-        <w:t xml:space="preserve">) и обязательный вызов функции округления </w:t>
+        <w:t>. Алгоритм критически чувствителен к направлению обхода: при смене знака приращений операция (</w:t>
       </w:r>
       <w:proofErr w:type="spellStart"/>
       <w:r>
-        <w:t>Math.Round</w:t>
+        <w:t>int</w:t>
       </w:r>
       <w:proofErr w:type="spellEnd"/>
       <w:r>
-        <w:t xml:space="preserve"> на каждой итерации цикла создают серьезную нагрузку на процессор, что подтверждается результатами бенчмарка.</w:t>
+        <w:t>) прижимает координаты к противоположным границам пиксельной сетки.</w:t>
       </w:r>
     </w:p>
     <w:p>
@@ -914,7 +1014,7 @@
           <w:b/>
           <w:bCs/>
         </w:rPr>
-        <w:t xml:space="preserve">Метод №2: Алгоритм </w:t>
+        <w:t xml:space="preserve">Метод №3: Алгоритм </w:t>
       </w:r>
       <w:proofErr w:type="spellStart"/>
       <w:r>
@@ -937,7 +1037,7 @@
       <w:pPr>
         <w:numPr>
           <w:ilvl w:val="0"/>
-          <w:numId w:val="23"/>
+          <w:numId w:val="30"/>
         </w:numPr>
       </w:pPr>
       <w:r>
@@ -945,11 +1045,10 @@
           <w:b/>
           <w:bCs/>
         </w:rPr>
-        <w:lastRenderedPageBreak/>
         <w:t>Плюсы:</w:t>
       </w:r>
       <w:r>
-        <w:t xml:space="preserve"> Абсолютное быстродействие. Алгоритм является полностью целочисленным: в основном цикле используются исключительно простейшие операции сложения, вычитания и битового сдвига (умножение на 2 через 2 * </w:t>
+        <w:t xml:space="preserve"> Идеальная теоретическая применимость для низкоуровневых систем. Алгоритм полностью целочисленный, в основном цикле отсутствуют деление и вещественная арифметика — используются только сложение, вычитание и битовый сдвиг (2 * </w:t>
       </w:r>
       <w:proofErr w:type="spellStart"/>
       <w:r>
@@ -957,14 +1056,14 @@
       </w:r>
       <w:proofErr w:type="spellEnd"/>
       <w:r>
-        <w:t>). Отсутствие деления и округлений делает его эталоном низкоуровневой графики.</w:t>
+        <w:t>).</w:t>
       </w:r>
     </w:p>
     <w:p>
       <w:pPr>
         <w:numPr>
           <w:ilvl w:val="0"/>
-          <w:numId w:val="23"/>
+          <w:numId w:val="30"/>
         </w:numPr>
       </w:pPr>
       <w:r>
@@ -975,31 +1074,31 @@
         <w:t>Минусы:</w:t>
       </w:r>
       <w:r>
-        <w:t xml:space="preserve"> Высокая сложность обобщения алгоритма линии на все 8 октантов пространства (необходимость прецизионного отслеживания знаков шагов </w:t>
+        <w:t xml:space="preserve"> Архитектурная сложность обобщения алгоритма линии на все 8 октантов (риск вхождения в «ловушку </w:t>
       </w:r>
       <w:proofErr w:type="spellStart"/>
       <w:r>
-        <w:t>sx</w:t>
+        <w:t>Брезенхема</w:t>
       </w:r>
       <w:proofErr w:type="spellEnd"/>
       <w:r>
-        <w:t xml:space="preserve">, </w:t>
+        <w:t>» при ошибках в знаках шагов). Наличие внутренних ветвлений для проверки накопленной ошибки создает нагрузку на блок предсказания переходов (</w:t>
       </w:r>
       <w:proofErr w:type="spellStart"/>
       <w:r>
-        <w:t>sy</w:t>
+        <w:t>Branch</w:t>
       </w:r>
       <w:proofErr w:type="spellEnd"/>
       <w:r>
-        <w:t xml:space="preserve"> и знака накопленной ошибки, малейшая неточность в которых приводит к искажению геометрии или бесконечным циклам — «ловушке </w:t>
+        <w:t xml:space="preserve"> </w:t>
       </w:r>
       <w:proofErr w:type="spellStart"/>
       <w:r>
-        <w:t>Брезенхема</w:t>
+        <w:t>Predictor</w:t>
       </w:r>
       <w:proofErr w:type="spellEnd"/>
       <w:r>
-        <w:t>»).</w:t>
+        <w:t>) современного процессора, что снижает скорость выполнения на случайных массивах векторов.</w:t>
       </w:r>
     </w:p>
     <w:p>
@@ -1019,85 +1118,140 @@
     </w:p>
     <w:p>
       <w:r>
-        <w:t>В ходе выполнения лабораторной работы были глубоко освоены фундаментальные растровые алгоритмы компьютерной графики. Экспериментальные данные, полученные в ходе стресс-тестирования, наглядно и математически обоснованно подтвердили теоретические выкладки.</w:t>
+        <w:t xml:space="preserve">В ходе выполнения лабораторной работы были глубоко освоены теоретические и практические основы низкоуровневой растеризации геометрических примитивов, а также проведен детальный сравнительный анализ их эффективности на базе разработанного модуля высокоточного стресс-тестирования. Экспериментальные данные бенчмарка на массиве из 100 000 линий наглядно продемонстрировали специфику работы современных вычислительных систем с различными типами алгоритмов. После проведения оптимизации графического ядра, заключающейся в полном отказе от тяжелых процедур математического округления </w:t>
+      </w:r>
+      <w:proofErr w:type="spellStart"/>
+      <w:r>
+        <w:t>Math.Round</w:t>
+      </w:r>
+      <w:proofErr w:type="spellEnd"/>
+      <w:r>
+        <w:t xml:space="preserve"> в пользу быстрого аппаратного отсечения дробной части через явное приведение типов (</w:t>
+      </w:r>
+      <w:proofErr w:type="spellStart"/>
+      <w:r>
+        <w:t>int</w:t>
+      </w:r>
+      <w:proofErr w:type="spellEnd"/>
+      <w:r>
+        <w:t xml:space="preserve">), наилучшее время выполнения показал инкрементный алгоритм ЦДА (12612 мс), незначительно опередив </w:t>
+      </w:r>
+      <w:r>
+        <w:lastRenderedPageBreak/>
+        <w:t>пошаговый метод (12782 мс). Столь высокая скорость работы ЦДА обусловлена линейной структурой его главного цикла. Отсутствие внутренних логических условий и проверок позволило JIT-компилятору оптимизировать конвейер процессорных инструкций, обеспечив прямолинейный расчет координат без задержек на ветвление памяти.</w:t>
       </w:r>
     </w:p>
     <w:p>
       <w:r>
-        <w:t xml:space="preserve">Согласно показаниям модуля </w:t>
+        <w:t xml:space="preserve">Классический алгоритм </w:t>
       </w:r>
       <w:proofErr w:type="spellStart"/>
       <w:r>
-        <w:t>Benchmark</w:t>
+        <w:t>Брезенхема</w:t>
       </w:r>
       <w:proofErr w:type="spellEnd"/>
       <w:r>
-        <w:t xml:space="preserve">, алгоритм ЦДА показал худшее время выполнения среди </w:t>
+        <w:t xml:space="preserve"> для построения линий зафиксировал время выполнения на отметке 13726 мс, уступив оптимизированному инкрементному методу. Наличие внутри цикла </w:t>
       </w:r>
       <w:proofErr w:type="spellStart"/>
       <w:r>
-        <w:t>несглаженных</w:t>
+        <w:t>Брезенхема</w:t>
       </w:r>
       <w:proofErr w:type="spellEnd"/>
       <w:r>
-        <w:t xml:space="preserve"> линий (5873 мс), уступив целочисленному алгоритму </w:t>
+        <w:t xml:space="preserve"> обязательного условного оператора проверки знака ошибки на сверхбольшом случайном веере линий приводит к регулярным ложным предсказаниям переходов (</w:t>
       </w:r>
       <w:proofErr w:type="spellStart"/>
       <w:r>
+        <w:t>branch</w:t>
+      </w:r>
+      <w:proofErr w:type="spellEnd"/>
+      <w:r>
+        <w:t xml:space="preserve"> </w:t>
+      </w:r>
+      <w:proofErr w:type="spellStart"/>
+      <w:r>
+        <w:t>mispredictions</w:t>
+      </w:r>
+      <w:proofErr w:type="spellEnd"/>
+      <w:r>
+        <w:t xml:space="preserve">), что сбрасывает конвейер инструкций и увеличивает общее время работы. При этом алгоритм сглаживания Ву ожидаемо показал наихудшую производительность (26690 мс) из-за вычисления интенсивности яркости для парных пикселей, а генерация окружности </w:t>
+      </w:r>
+      <w:proofErr w:type="spellStart"/>
+      <w:r>
         <w:t>Брезенхема</w:t>
       </w:r>
       <w:proofErr w:type="spellEnd"/>
       <w:r>
-        <w:t xml:space="preserve"> (5226 мс). Это полностью доказывает, что замена вещественной арифметики и процедур округления </w:t>
-      </w:r>
-      <w:proofErr w:type="spellStart"/>
-      <w:r>
-        <w:t>Math.Round</w:t>
-      </w:r>
-      <w:proofErr w:type="spellEnd"/>
-      <w:r>
-        <w:t xml:space="preserve"> на целочисленное накопление ошибки </w:t>
-      </w:r>
-      <w:proofErr w:type="spellStart"/>
-      <w:r>
-        <w:t>Брезенхема</w:t>
-      </w:r>
-      <w:proofErr w:type="spellEnd"/>
-      <w:r>
-        <w:t xml:space="preserve"> существенно снижает количество тактов процессора на один пиксель.</w:t>
+        <w:t xml:space="preserve"> подтвердила колоссальную эффективность использования восьмисвязной симметрии, затратив всего 7466 мс на 50 000 объектов.</w:t>
       </w:r>
     </w:p>
     <w:p>
       <w:r>
-        <w:t>Пошаговый алгоритм продемонстрировал аномально высокую скорость (4816 мс) исключительно из-за линейной структуры прохода и оптимизаций компилятора JIT при работе с простыми циклами фиксированной длины, однако он неприменим на низком аппаратном уровне из-за явного использования деления при расчете коэффициента наклона k.</w:t>
+        <w:t>В процессе верификации работы растрового ядра было обнаружено, что при стандартном рисовании векторов слева направо дискретизированные цепочки пикселей для пошагового метода и ЦДА полностью совпадают, маскируя внутренние различия алгоритмов. Для наглядной демонстрации архитектурных расхождений были экспериментально подобраны критические параметры отрезка, идущего справа налево и сверху вниз. На примере тестирования начальной точки с координатами X0 = 50, Y0 = 40 при движении к началу декартовой системы координат отчетливо проявилась фундаментальная чувствительность инкрементных методов к направлению обхода регулярной сетки. Пошаговый алгоритм всегда принудительно сортирует граничные точки для обеспечения прохода строго слева направо, в то время как алгоритм ЦДА выполняет честный обратный обход с отрицательным шагом. В условиях, когда в обоих методах работает грубое округление вниз посредством отсечения (</w:t>
+      </w:r>
+      <w:proofErr w:type="spellStart"/>
+      <w:r>
+        <w:t>int</w:t>
+      </w:r>
+      <w:proofErr w:type="spellEnd"/>
+      <w:r>
+        <w:t>), смена знака приращений в ЦДА заставила операцию приведения типов прижимать координаты к противоположным границам дискретных ячеек, что вызвало визуальный сдвиг ступенек линии на один пиксель и наглядно доказало разницу в математической логике исследуемых алгоритмов.</w:t>
       </w:r>
     </w:p>
     <w:p>
       <w:r>
-        <w:t>Алгоритм Ву ожидаемо затратил наибольшее количество ресурсов (11030 мс), что обосновано необходимостью вычисления дробной части и двойным объемом обращений к памяти для закраски парных пикселей с разной интенсивностью.</w:t>
+        <w:drawing>
+          <wp:inline distT="0" distB="0" distL="0" distR="0" wp14:anchorId="129449C8" wp14:editId="765D42BD">
+            <wp:extent cx="3192780" cy="1852257"/>
+            <wp:effectExtent l="0" t="0" r="7620" b="0"/>
+            <wp:docPr id="803049887" name="Рисунок 4"/>
+            <wp:cNvGraphicFramePr>
+              <a:graphicFrameLocks xmlns:a="http://schemas.openxmlformats.org/drawingml/2006/main" noChangeAspect="1"/>
+            </wp:cNvGraphicFramePr>
+            <a:graphic xmlns:a="http://schemas.openxmlformats.org/drawingml/2006/main">
+              <a:graphicData uri="http://schemas.openxmlformats.org/drawingml/2006/picture">
+                <pic:pic xmlns:pic="http://schemas.openxmlformats.org/drawingml/2006/picture">
+                  <pic:nvPicPr>
+                    <pic:cNvPr id="0" name="Picture 16"/>
+                    <pic:cNvPicPr>
+                      <a:picLocks noChangeAspect="1" noChangeArrowheads="1"/>
+                    </pic:cNvPicPr>
+                  </pic:nvPicPr>
+                  <pic:blipFill>
+                    <a:blip r:embed="rId5">
+                      <a:extLst>
+                        <a:ext uri="{28A0092B-C50C-407E-A947-70E740481C1C}">
+                          <a14:useLocalDpi xmlns:a14="http://schemas.microsoft.com/office/drawing/2010/main" val="0"/>
+                        </a:ext>
+                      </a:extLst>
+                    </a:blip>
+                    <a:srcRect/>
+                    <a:stretch>
+                      <a:fillRect/>
+                    </a:stretch>
+                  </pic:blipFill>
+                  <pic:spPr bwMode="auto">
+                    <a:xfrm>
+                      <a:off x="0" y="0"/>
+                      <a:ext cx="3210485" cy="1862528"/>
+                    </a:xfrm>
+                    <a:prstGeom prst="rect">
+                      <a:avLst/>
+                    </a:prstGeom>
+                    <a:noFill/>
+                    <a:ln>
+                      <a:noFill/>
+                    </a:ln>
+                  </pic:spPr>
+                </pic:pic>
+              </a:graphicData>
+            </a:graphic>
+          </wp:inline>
+        </w:drawing>
       </w:r>
     </w:p>
-    <w:p>
-      <w:r>
-        <w:t xml:space="preserve">Тестирование алгоритма </w:t>
-      </w:r>
-      <w:proofErr w:type="spellStart"/>
-      <w:r>
-        <w:t>Кастла-Питвея</w:t>
-      </w:r>
-      <w:proofErr w:type="spellEnd"/>
-      <w:r>
-        <w:t xml:space="preserve"> и окружности </w:t>
-      </w:r>
-      <w:proofErr w:type="spellStart"/>
-      <w:r>
-        <w:t>Брезенхема</w:t>
-      </w:r>
-      <w:proofErr w:type="spellEnd"/>
-      <w:r>
-        <w:t xml:space="preserve"> (2482 мс) подтвердило высокую эффективность использования симметрии и знака оценочной функции для генерации кривых второго порядка. Спроектированная многослойная архитектура с изоляцией рендеринга обеспечила стабильную работу вычислительных ядер и точную привязку декартовых координат к регулярной дискретной сетке экрана.</w:t>
-      </w:r>
-    </w:p>
+    <w:p/>
     <w:sectPr>
       <w:pgSz w:w="11906" w:h="16838" w:code="9"/>
       <w:pgMar w:top="1134" w:right="851" w:bottom="1134" w:left="1701" w:header="709" w:footer="709" w:gutter="0"/>
@@ -1260,6 +1414,155 @@
     </w:lvl>
   </w:abstractNum>
   <w:abstractNum w:abstractNumId="1" w15:restartNumberingAfterBreak="0">
+    <w:nsid w:val="08584D8F"/>
+    <w:multiLevelType w:val="multilevel"/>
+    <w:tmpl w:val="62E45FE2"/>
+    <w:lvl w:ilvl="0">
+      <w:start w:val="1"/>
+      <w:numFmt w:val="bullet"/>
+      <w:lvlText w:val=""/>
+      <w:lvlJc w:val="left"/>
+      <w:pPr>
+        <w:tabs>
+          <w:tab w:val="num" w:pos="720"/>
+        </w:tabs>
+        <w:ind w:left="720" w:hanging="360"/>
+      </w:pPr>
+      <w:rPr>
+        <w:rFonts w:ascii="Symbol" w:hAnsi="Symbol" w:hint="default"/>
+        <w:sz w:val="20"/>
+      </w:rPr>
+    </w:lvl>
+    <w:lvl w:ilvl="1" w:tentative="1">
+      <w:start w:val="1"/>
+      <w:numFmt w:val="bullet"/>
+      <w:lvlText w:val="o"/>
+      <w:lvlJc w:val="left"/>
+      <w:pPr>
+        <w:tabs>
+          <w:tab w:val="num" w:pos="1440"/>
+        </w:tabs>
+        <w:ind w:left="1440" w:hanging="360"/>
+      </w:pPr>
+      <w:rPr>
+        <w:rFonts w:ascii="Courier New" w:hAnsi="Courier New" w:hint="default"/>
+        <w:sz w:val="20"/>
+      </w:rPr>
+    </w:lvl>
+    <w:lvl w:ilvl="2" w:tentative="1">
+      <w:start w:val="1"/>
+      <w:numFmt w:val="bullet"/>
+      <w:lvlText w:val=""/>
+      <w:lvlJc w:val="left"/>
+      <w:pPr>
+        <w:tabs>
+          <w:tab w:val="num" w:pos="2160"/>
+        </w:tabs>
+        <w:ind w:left="2160" w:hanging="360"/>
+      </w:pPr>
+      <w:rPr>
+        <w:rFonts w:ascii="Wingdings" w:hAnsi="Wingdings" w:hint="default"/>
+        <w:sz w:val="20"/>
+      </w:rPr>
+    </w:lvl>
+    <w:lvl w:ilvl="3" w:tentative="1">
+      <w:start w:val="1"/>
+      <w:numFmt w:val="bullet"/>
+      <w:lvlText w:val=""/>
+      <w:lvlJc w:val="left"/>
+      <w:pPr>
+        <w:tabs>
+          <w:tab w:val="num" w:pos="2880"/>
+        </w:tabs>
+        <w:ind w:left="2880" w:hanging="360"/>
+      </w:pPr>
+      <w:rPr>
+        <w:rFonts w:ascii="Wingdings" w:hAnsi="Wingdings" w:hint="default"/>
+        <w:sz w:val="20"/>
+      </w:rPr>
+    </w:lvl>
+    <w:lvl w:ilvl="4" w:tentative="1">
+      <w:start w:val="1"/>
+      <w:numFmt w:val="bullet"/>
+      <w:lvlText w:val=""/>
+      <w:lvlJc w:val="left"/>
+      <w:pPr>
+        <w:tabs>
+          <w:tab w:val="num" w:pos="3600"/>
+        </w:tabs>
+        <w:ind w:left="3600" w:hanging="360"/>
+      </w:pPr>
+      <w:rPr>
+        <w:rFonts w:ascii="Wingdings" w:hAnsi="Wingdings" w:hint="default"/>
+        <w:sz w:val="20"/>
+      </w:rPr>
+    </w:lvl>
+    <w:lvl w:ilvl="5" w:tentative="1">
+      <w:start w:val="1"/>
+      <w:numFmt w:val="bullet"/>
+      <w:lvlText w:val=""/>
+      <w:lvlJc w:val="left"/>
+      <w:pPr>
+        <w:tabs>
+          <w:tab w:val="num" w:pos="4320"/>
+        </w:tabs>
+        <w:ind w:left="4320" w:hanging="360"/>
+      </w:pPr>
+      <w:rPr>
+        <w:rFonts w:ascii="Wingdings" w:hAnsi="Wingdings" w:hint="default"/>
+        <w:sz w:val="20"/>
+      </w:rPr>
+    </w:lvl>
+    <w:lvl w:ilvl="6" w:tentative="1">
+      <w:start w:val="1"/>
+      <w:numFmt w:val="bullet"/>
+      <w:lvlText w:val=""/>
+      <w:lvlJc w:val="left"/>
+      <w:pPr>
+        <w:tabs>
+          <w:tab w:val="num" w:pos="5040"/>
+        </w:tabs>
+        <w:ind w:left="5040" w:hanging="360"/>
+      </w:pPr>
+      <w:rPr>
+        <w:rFonts w:ascii="Wingdings" w:hAnsi="Wingdings" w:hint="default"/>
+        <w:sz w:val="20"/>
+      </w:rPr>
+    </w:lvl>
+    <w:lvl w:ilvl="7" w:tentative="1">
+      <w:start w:val="1"/>
+      <w:numFmt w:val="bullet"/>
+      <w:lvlText w:val=""/>
+      <w:lvlJc w:val="left"/>
+      <w:pPr>
+        <w:tabs>
+          <w:tab w:val="num" w:pos="5760"/>
+        </w:tabs>
+        <w:ind w:left="5760" w:hanging="360"/>
+      </w:pPr>
+      <w:rPr>
+        <w:rFonts w:ascii="Wingdings" w:hAnsi="Wingdings" w:hint="default"/>
+        <w:sz w:val="20"/>
+      </w:rPr>
+    </w:lvl>
+    <w:lvl w:ilvl="8" w:tentative="1">
+      <w:start w:val="1"/>
+      <w:numFmt w:val="bullet"/>
+      <w:lvlText w:val=""/>
+      <w:lvlJc w:val="left"/>
+      <w:pPr>
+        <w:tabs>
+          <w:tab w:val="num" w:pos="6480"/>
+        </w:tabs>
+        <w:ind w:left="6480" w:hanging="360"/>
+      </w:pPr>
+      <w:rPr>
+        <w:rFonts w:ascii="Wingdings" w:hAnsi="Wingdings" w:hint="default"/>
+        <w:sz w:val="20"/>
+      </w:rPr>
+    </w:lvl>
+  </w:abstractNum>
+  <w:abstractNum w:abstractNumId="2" w15:restartNumberingAfterBreak="0">
     <w:nsid w:val="08FD026F"/>
     <w:multiLevelType w:val="multilevel"/>
     <w:tmpl w:val="14488540"/>
@@ -1372,7 +1675,7 @@
       </w:pPr>
     </w:lvl>
   </w:abstractNum>
-  <w:abstractNum w:abstractNumId="2" w15:restartNumberingAfterBreak="0">
+  <w:abstractNum w:abstractNumId="3" w15:restartNumberingAfterBreak="0">
     <w:nsid w:val="09DD17D3"/>
     <w:multiLevelType w:val="multilevel"/>
     <w:tmpl w:val="6FF8EF1C"/>
@@ -1521,7 +1824,7 @@
       </w:rPr>
     </w:lvl>
   </w:abstractNum>
-  <w:abstractNum w:abstractNumId="3" w15:restartNumberingAfterBreak="0">
+  <w:abstractNum w:abstractNumId="4" w15:restartNumberingAfterBreak="0">
     <w:nsid w:val="0B69656D"/>
     <w:multiLevelType w:val="multilevel"/>
     <w:tmpl w:val="88BAAF2A"/>
@@ -1670,7 +1973,7 @@
       </w:rPr>
     </w:lvl>
   </w:abstractNum>
-  <w:abstractNum w:abstractNumId="4" w15:restartNumberingAfterBreak="0">
+  <w:abstractNum w:abstractNumId="5" w15:restartNumberingAfterBreak="0">
     <w:nsid w:val="0BF15CED"/>
     <w:multiLevelType w:val="multilevel"/>
     <w:tmpl w:val="900A34D4"/>
@@ -1819,7 +2122,7 @@
       </w:rPr>
     </w:lvl>
   </w:abstractNum>
-  <w:abstractNum w:abstractNumId="5" w15:restartNumberingAfterBreak="0">
+  <w:abstractNum w:abstractNumId="6" w15:restartNumberingAfterBreak="0">
     <w:nsid w:val="14AB2078"/>
     <w:multiLevelType w:val="multilevel"/>
     <w:tmpl w:val="BB58CFA4"/>
@@ -1932,7 +2235,7 @@
       </w:pPr>
     </w:lvl>
   </w:abstractNum>
-  <w:abstractNum w:abstractNumId="6" w15:restartNumberingAfterBreak="0">
+  <w:abstractNum w:abstractNumId="7" w15:restartNumberingAfterBreak="0">
     <w:nsid w:val="14BC11F0"/>
     <w:multiLevelType w:val="multilevel"/>
     <w:tmpl w:val="B9C092B0"/>
@@ -2081,7 +2384,7 @@
       </w:rPr>
     </w:lvl>
   </w:abstractNum>
-  <w:abstractNum w:abstractNumId="7" w15:restartNumberingAfterBreak="0">
+  <w:abstractNum w:abstractNumId="8" w15:restartNumberingAfterBreak="0">
     <w:nsid w:val="1FBC14CE"/>
     <w:multiLevelType w:val="multilevel"/>
     <w:tmpl w:val="9516F3F0"/>
@@ -2230,7 +2533,7 @@
       </w:rPr>
     </w:lvl>
   </w:abstractNum>
-  <w:abstractNum w:abstractNumId="8" w15:restartNumberingAfterBreak="0">
+  <w:abstractNum w:abstractNumId="9" w15:restartNumberingAfterBreak="0">
     <w:nsid w:val="1FF64961"/>
     <w:multiLevelType w:val="multilevel"/>
     <w:tmpl w:val="A056A53A"/>
@@ -2379,7 +2682,7 @@
       </w:rPr>
     </w:lvl>
   </w:abstractNum>
-  <w:abstractNum w:abstractNumId="9" w15:restartNumberingAfterBreak="0">
+  <w:abstractNum w:abstractNumId="10" w15:restartNumberingAfterBreak="0">
     <w:nsid w:val="22111EF9"/>
     <w:multiLevelType w:val="multilevel"/>
     <w:tmpl w:val="F6D61AAC"/>
@@ -2528,7 +2831,7 @@
       </w:rPr>
     </w:lvl>
   </w:abstractNum>
-  <w:abstractNum w:abstractNumId="10" w15:restartNumberingAfterBreak="0">
+  <w:abstractNum w:abstractNumId="11" w15:restartNumberingAfterBreak="0">
     <w:nsid w:val="2B064B12"/>
     <w:multiLevelType w:val="multilevel"/>
     <w:tmpl w:val="6C987288"/>
@@ -2641,7 +2944,7 @@
       </w:pPr>
     </w:lvl>
   </w:abstractNum>
-  <w:abstractNum w:abstractNumId="11" w15:restartNumberingAfterBreak="0">
+  <w:abstractNum w:abstractNumId="12" w15:restartNumberingAfterBreak="0">
     <w:nsid w:val="2CBC67FE"/>
     <w:multiLevelType w:val="multilevel"/>
     <w:tmpl w:val="8A48744C"/>
@@ -2790,7 +3093,7 @@
       </w:rPr>
     </w:lvl>
   </w:abstractNum>
-  <w:abstractNum w:abstractNumId="12" w15:restartNumberingAfterBreak="0">
+  <w:abstractNum w:abstractNumId="13" w15:restartNumberingAfterBreak="0">
     <w:nsid w:val="32A402DD"/>
     <w:multiLevelType w:val="multilevel"/>
     <w:tmpl w:val="0FB62716"/>
@@ -2903,7 +3206,156 @@
       </w:pPr>
     </w:lvl>
   </w:abstractNum>
-  <w:abstractNum w:abstractNumId="13" w15:restartNumberingAfterBreak="0">
+  <w:abstractNum w:abstractNumId="14" w15:restartNumberingAfterBreak="0">
+    <w:nsid w:val="371439F3"/>
+    <w:multiLevelType w:val="multilevel"/>
+    <w:tmpl w:val="C428D720"/>
+    <w:lvl w:ilvl="0">
+      <w:start w:val="1"/>
+      <w:numFmt w:val="bullet"/>
+      <w:lvlText w:val=""/>
+      <w:lvlJc w:val="left"/>
+      <w:pPr>
+        <w:tabs>
+          <w:tab w:val="num" w:pos="720"/>
+        </w:tabs>
+        <w:ind w:left="720" w:hanging="360"/>
+      </w:pPr>
+      <w:rPr>
+        <w:rFonts w:ascii="Symbol" w:hAnsi="Symbol" w:hint="default"/>
+        <w:sz w:val="20"/>
+      </w:rPr>
+    </w:lvl>
+    <w:lvl w:ilvl="1" w:tentative="1">
+      <w:start w:val="1"/>
+      <w:numFmt w:val="bullet"/>
+      <w:lvlText w:val="o"/>
+      <w:lvlJc w:val="left"/>
+      <w:pPr>
+        <w:tabs>
+          <w:tab w:val="num" w:pos="1440"/>
+        </w:tabs>
+        <w:ind w:left="1440" w:hanging="360"/>
+      </w:pPr>
+      <w:rPr>
+        <w:rFonts w:ascii="Courier New" w:hAnsi="Courier New" w:hint="default"/>
+        <w:sz w:val="20"/>
+      </w:rPr>
+    </w:lvl>
+    <w:lvl w:ilvl="2" w:tentative="1">
+      <w:start w:val="1"/>
+      <w:numFmt w:val="bullet"/>
+      <w:lvlText w:val=""/>
+      <w:lvlJc w:val="left"/>
+      <w:pPr>
+        <w:tabs>
+          <w:tab w:val="num" w:pos="2160"/>
+        </w:tabs>
+        <w:ind w:left="2160" w:hanging="360"/>
+      </w:pPr>
+      <w:rPr>
+        <w:rFonts w:ascii="Wingdings" w:hAnsi="Wingdings" w:hint="default"/>
+        <w:sz w:val="20"/>
+      </w:rPr>
+    </w:lvl>
+    <w:lvl w:ilvl="3" w:tentative="1">
+      <w:start w:val="1"/>
+      <w:numFmt w:val="bullet"/>
+      <w:lvlText w:val=""/>
+      <w:lvlJc w:val="left"/>
+      <w:pPr>
+        <w:tabs>
+          <w:tab w:val="num" w:pos="2880"/>
+        </w:tabs>
+        <w:ind w:left="2880" w:hanging="360"/>
+      </w:pPr>
+      <w:rPr>
+        <w:rFonts w:ascii="Wingdings" w:hAnsi="Wingdings" w:hint="default"/>
+        <w:sz w:val="20"/>
+      </w:rPr>
+    </w:lvl>
+    <w:lvl w:ilvl="4" w:tentative="1">
+      <w:start w:val="1"/>
+      <w:numFmt w:val="bullet"/>
+      <w:lvlText w:val=""/>
+      <w:lvlJc w:val="left"/>
+      <w:pPr>
+        <w:tabs>
+          <w:tab w:val="num" w:pos="3600"/>
+        </w:tabs>
+        <w:ind w:left="3600" w:hanging="360"/>
+      </w:pPr>
+      <w:rPr>
+        <w:rFonts w:ascii="Wingdings" w:hAnsi="Wingdings" w:hint="default"/>
+        <w:sz w:val="20"/>
+      </w:rPr>
+    </w:lvl>
+    <w:lvl w:ilvl="5" w:tentative="1">
+      <w:start w:val="1"/>
+      <w:numFmt w:val="bullet"/>
+      <w:lvlText w:val=""/>
+      <w:lvlJc w:val="left"/>
+      <w:pPr>
+        <w:tabs>
+          <w:tab w:val="num" w:pos="4320"/>
+        </w:tabs>
+        <w:ind w:left="4320" w:hanging="360"/>
+      </w:pPr>
+      <w:rPr>
+        <w:rFonts w:ascii="Wingdings" w:hAnsi="Wingdings" w:hint="default"/>
+        <w:sz w:val="20"/>
+      </w:rPr>
+    </w:lvl>
+    <w:lvl w:ilvl="6" w:tentative="1">
+      <w:start w:val="1"/>
+      <w:numFmt w:val="bullet"/>
+      <w:lvlText w:val=""/>
+      <w:lvlJc w:val="left"/>
+      <w:pPr>
+        <w:tabs>
+          <w:tab w:val="num" w:pos="5040"/>
+        </w:tabs>
+        <w:ind w:left="5040" w:hanging="360"/>
+      </w:pPr>
+      <w:rPr>
+        <w:rFonts w:ascii="Wingdings" w:hAnsi="Wingdings" w:hint="default"/>
+        <w:sz w:val="20"/>
+      </w:rPr>
+    </w:lvl>
+    <w:lvl w:ilvl="7" w:tentative="1">
+      <w:start w:val="1"/>
+      <w:numFmt w:val="bullet"/>
+      <w:lvlText w:val=""/>
+      <w:lvlJc w:val="left"/>
+      <w:pPr>
+        <w:tabs>
+          <w:tab w:val="num" w:pos="5760"/>
+        </w:tabs>
+        <w:ind w:left="5760" w:hanging="360"/>
+      </w:pPr>
+      <w:rPr>
+        <w:rFonts w:ascii="Wingdings" w:hAnsi="Wingdings" w:hint="default"/>
+        <w:sz w:val="20"/>
+      </w:rPr>
+    </w:lvl>
+    <w:lvl w:ilvl="8" w:tentative="1">
+      <w:start w:val="1"/>
+      <w:numFmt w:val="bullet"/>
+      <w:lvlText w:val=""/>
+      <w:lvlJc w:val="left"/>
+      <w:pPr>
+        <w:tabs>
+          <w:tab w:val="num" w:pos="6480"/>
+        </w:tabs>
+        <w:ind w:left="6480" w:hanging="360"/>
+      </w:pPr>
+      <w:rPr>
+        <w:rFonts w:ascii="Wingdings" w:hAnsi="Wingdings" w:hint="default"/>
+        <w:sz w:val="20"/>
+      </w:rPr>
+    </w:lvl>
+  </w:abstractNum>
+  <w:abstractNum w:abstractNumId="15" w15:restartNumberingAfterBreak="0">
     <w:nsid w:val="37754329"/>
     <w:multiLevelType w:val="multilevel"/>
     <w:tmpl w:val="7E806D86"/>
@@ -3052,7 +3504,7 @@
       </w:rPr>
     </w:lvl>
   </w:abstractNum>
-  <w:abstractNum w:abstractNumId="14" w15:restartNumberingAfterBreak="0">
+  <w:abstractNum w:abstractNumId="16" w15:restartNumberingAfterBreak="0">
     <w:nsid w:val="378E7C02"/>
     <w:multiLevelType w:val="multilevel"/>
     <w:tmpl w:val="75A8181E"/>
@@ -3201,7 +3653,156 @@
       </w:rPr>
     </w:lvl>
   </w:abstractNum>
-  <w:abstractNum w:abstractNumId="15" w15:restartNumberingAfterBreak="0">
+  <w:abstractNum w:abstractNumId="17" w15:restartNumberingAfterBreak="0">
+    <w:nsid w:val="3D203940"/>
+    <w:multiLevelType w:val="multilevel"/>
+    <w:tmpl w:val="0366B560"/>
+    <w:lvl w:ilvl="0">
+      <w:start w:val="1"/>
+      <w:numFmt w:val="bullet"/>
+      <w:lvlText w:val=""/>
+      <w:lvlJc w:val="left"/>
+      <w:pPr>
+        <w:tabs>
+          <w:tab w:val="num" w:pos="720"/>
+        </w:tabs>
+        <w:ind w:left="720" w:hanging="360"/>
+      </w:pPr>
+      <w:rPr>
+        <w:rFonts w:ascii="Symbol" w:hAnsi="Symbol" w:hint="default"/>
+        <w:sz w:val="20"/>
+      </w:rPr>
+    </w:lvl>
+    <w:lvl w:ilvl="1" w:tentative="1">
+      <w:start w:val="1"/>
+      <w:numFmt w:val="bullet"/>
+      <w:lvlText w:val="o"/>
+      <w:lvlJc w:val="left"/>
+      <w:pPr>
+        <w:tabs>
+          <w:tab w:val="num" w:pos="1440"/>
+        </w:tabs>
+        <w:ind w:left="1440" w:hanging="360"/>
+      </w:pPr>
+      <w:rPr>
+        <w:rFonts w:ascii="Courier New" w:hAnsi="Courier New" w:hint="default"/>
+        <w:sz w:val="20"/>
+      </w:rPr>
+    </w:lvl>
+    <w:lvl w:ilvl="2" w:tentative="1">
+      <w:start w:val="1"/>
+      <w:numFmt w:val="bullet"/>
+      <w:lvlText w:val=""/>
+      <w:lvlJc w:val="left"/>
+      <w:pPr>
+        <w:tabs>
+          <w:tab w:val="num" w:pos="2160"/>
+        </w:tabs>
+        <w:ind w:left="2160" w:hanging="360"/>
+      </w:pPr>
+      <w:rPr>
+        <w:rFonts w:ascii="Wingdings" w:hAnsi="Wingdings" w:hint="default"/>
+        <w:sz w:val="20"/>
+      </w:rPr>
+    </w:lvl>
+    <w:lvl w:ilvl="3" w:tentative="1">
+      <w:start w:val="1"/>
+      <w:numFmt w:val="bullet"/>
+      <w:lvlText w:val=""/>
+      <w:lvlJc w:val="left"/>
+      <w:pPr>
+        <w:tabs>
+          <w:tab w:val="num" w:pos="2880"/>
+        </w:tabs>
+        <w:ind w:left="2880" w:hanging="360"/>
+      </w:pPr>
+      <w:rPr>
+        <w:rFonts w:ascii="Wingdings" w:hAnsi="Wingdings" w:hint="default"/>
+        <w:sz w:val="20"/>
+      </w:rPr>
+    </w:lvl>
+    <w:lvl w:ilvl="4" w:tentative="1">
+      <w:start w:val="1"/>
+      <w:numFmt w:val="bullet"/>
+      <w:lvlText w:val=""/>
+      <w:lvlJc w:val="left"/>
+      <w:pPr>
+        <w:tabs>
+          <w:tab w:val="num" w:pos="3600"/>
+        </w:tabs>
+        <w:ind w:left="3600" w:hanging="360"/>
+      </w:pPr>
+      <w:rPr>
+        <w:rFonts w:ascii="Wingdings" w:hAnsi="Wingdings" w:hint="default"/>
+        <w:sz w:val="20"/>
+      </w:rPr>
+    </w:lvl>
+    <w:lvl w:ilvl="5" w:tentative="1">
+      <w:start w:val="1"/>
+      <w:numFmt w:val="bullet"/>
+      <w:lvlText w:val=""/>
+      <w:lvlJc w:val="left"/>
+      <w:pPr>
+        <w:tabs>
+          <w:tab w:val="num" w:pos="4320"/>
+        </w:tabs>
+        <w:ind w:left="4320" w:hanging="360"/>
+      </w:pPr>
+      <w:rPr>
+        <w:rFonts w:ascii="Wingdings" w:hAnsi="Wingdings" w:hint="default"/>
+        <w:sz w:val="20"/>
+      </w:rPr>
+    </w:lvl>
+    <w:lvl w:ilvl="6" w:tentative="1">
+      <w:start w:val="1"/>
+      <w:numFmt w:val="bullet"/>
+      <w:lvlText w:val=""/>
+      <w:lvlJc w:val="left"/>
+      <w:pPr>
+        <w:tabs>
+          <w:tab w:val="num" w:pos="5040"/>
+        </w:tabs>
+        <w:ind w:left="5040" w:hanging="360"/>
+      </w:pPr>
+      <w:rPr>
+        <w:rFonts w:ascii="Wingdings" w:hAnsi="Wingdings" w:hint="default"/>
+        <w:sz w:val="20"/>
+      </w:rPr>
+    </w:lvl>
+    <w:lvl w:ilvl="7" w:tentative="1">
+      <w:start w:val="1"/>
+      <w:numFmt w:val="bullet"/>
+      <w:lvlText w:val=""/>
+      <w:lvlJc w:val="left"/>
+      <w:pPr>
+        <w:tabs>
+          <w:tab w:val="num" w:pos="5760"/>
+        </w:tabs>
+        <w:ind w:left="5760" w:hanging="360"/>
+      </w:pPr>
+      <w:rPr>
+        <w:rFonts w:ascii="Wingdings" w:hAnsi="Wingdings" w:hint="default"/>
+        <w:sz w:val="20"/>
+      </w:rPr>
+    </w:lvl>
+    <w:lvl w:ilvl="8" w:tentative="1">
+      <w:start w:val="1"/>
+      <w:numFmt w:val="bullet"/>
+      <w:lvlText w:val=""/>
+      <w:lvlJc w:val="left"/>
+      <w:pPr>
+        <w:tabs>
+          <w:tab w:val="num" w:pos="6480"/>
+        </w:tabs>
+        <w:ind w:left="6480" w:hanging="360"/>
+      </w:pPr>
+      <w:rPr>
+        <w:rFonts w:ascii="Wingdings" w:hAnsi="Wingdings" w:hint="default"/>
+        <w:sz w:val="20"/>
+      </w:rPr>
+    </w:lvl>
+  </w:abstractNum>
+  <w:abstractNum w:abstractNumId="18" w15:restartNumberingAfterBreak="0">
     <w:nsid w:val="40012370"/>
     <w:multiLevelType w:val="multilevel"/>
     <w:tmpl w:val="8028DC08"/>
@@ -3314,7 +3915,7 @@
       </w:pPr>
     </w:lvl>
   </w:abstractNum>
-  <w:abstractNum w:abstractNumId="16" w15:restartNumberingAfterBreak="0">
+  <w:abstractNum w:abstractNumId="19" w15:restartNumberingAfterBreak="0">
     <w:nsid w:val="439C6D6D"/>
     <w:multiLevelType w:val="multilevel"/>
     <w:tmpl w:val="9976D550"/>
@@ -3463,7 +4064,156 @@
       </w:rPr>
     </w:lvl>
   </w:abstractNum>
-  <w:abstractNum w:abstractNumId="17" w15:restartNumberingAfterBreak="0">
+  <w:abstractNum w:abstractNumId="20" w15:restartNumberingAfterBreak="0">
+    <w:nsid w:val="47346A81"/>
+    <w:multiLevelType w:val="multilevel"/>
+    <w:tmpl w:val="6496609A"/>
+    <w:lvl w:ilvl="0">
+      <w:start w:val="1"/>
+      <w:numFmt w:val="bullet"/>
+      <w:lvlText w:val=""/>
+      <w:lvlJc w:val="left"/>
+      <w:pPr>
+        <w:tabs>
+          <w:tab w:val="num" w:pos="720"/>
+        </w:tabs>
+        <w:ind w:left="720" w:hanging="360"/>
+      </w:pPr>
+      <w:rPr>
+        <w:rFonts w:ascii="Symbol" w:hAnsi="Symbol" w:hint="default"/>
+        <w:sz w:val="20"/>
+      </w:rPr>
+    </w:lvl>
+    <w:lvl w:ilvl="1" w:tentative="1">
+      <w:start w:val="1"/>
+      <w:numFmt w:val="bullet"/>
+      <w:lvlText w:val="o"/>
+      <w:lvlJc w:val="left"/>
+      <w:pPr>
+        <w:tabs>
+          <w:tab w:val="num" w:pos="1440"/>
+        </w:tabs>
+        <w:ind w:left="1440" w:hanging="360"/>
+      </w:pPr>
+      <w:rPr>
+        <w:rFonts w:ascii="Courier New" w:hAnsi="Courier New" w:hint="default"/>
+        <w:sz w:val="20"/>
+      </w:rPr>
+    </w:lvl>
+    <w:lvl w:ilvl="2" w:tentative="1">
+      <w:start w:val="1"/>
+      <w:numFmt w:val="bullet"/>
+      <w:lvlText w:val=""/>
+      <w:lvlJc w:val="left"/>
+      <w:pPr>
+        <w:tabs>
+          <w:tab w:val="num" w:pos="2160"/>
+        </w:tabs>
+        <w:ind w:left="2160" w:hanging="360"/>
+      </w:pPr>
+      <w:rPr>
+        <w:rFonts w:ascii="Wingdings" w:hAnsi="Wingdings" w:hint="default"/>
+        <w:sz w:val="20"/>
+      </w:rPr>
+    </w:lvl>
+    <w:lvl w:ilvl="3" w:tentative="1">
+      <w:start w:val="1"/>
+      <w:numFmt w:val="bullet"/>
+      <w:lvlText w:val=""/>
+      <w:lvlJc w:val="left"/>
+      <w:pPr>
+        <w:tabs>
+          <w:tab w:val="num" w:pos="2880"/>
+        </w:tabs>
+        <w:ind w:left="2880" w:hanging="360"/>
+      </w:pPr>
+      <w:rPr>
+        <w:rFonts w:ascii="Wingdings" w:hAnsi="Wingdings" w:hint="default"/>
+        <w:sz w:val="20"/>
+      </w:rPr>
+    </w:lvl>
+    <w:lvl w:ilvl="4" w:tentative="1">
+      <w:start w:val="1"/>
+      <w:numFmt w:val="bullet"/>
+      <w:lvlText w:val=""/>
+      <w:lvlJc w:val="left"/>
+      <w:pPr>
+        <w:tabs>
+          <w:tab w:val="num" w:pos="3600"/>
+        </w:tabs>
+        <w:ind w:left="3600" w:hanging="360"/>
+      </w:pPr>
+      <w:rPr>
+        <w:rFonts w:ascii="Wingdings" w:hAnsi="Wingdings" w:hint="default"/>
+        <w:sz w:val="20"/>
+      </w:rPr>
+    </w:lvl>
+    <w:lvl w:ilvl="5" w:tentative="1">
+      <w:start w:val="1"/>
+      <w:numFmt w:val="bullet"/>
+      <w:lvlText w:val=""/>
+      <w:lvlJc w:val="left"/>
+      <w:pPr>
+        <w:tabs>
+          <w:tab w:val="num" w:pos="4320"/>
+        </w:tabs>
+        <w:ind w:left="4320" w:hanging="360"/>
+      </w:pPr>
+      <w:rPr>
+        <w:rFonts w:ascii="Wingdings" w:hAnsi="Wingdings" w:hint="default"/>
+        <w:sz w:val="20"/>
+      </w:rPr>
+    </w:lvl>
+    <w:lvl w:ilvl="6" w:tentative="1">
+      <w:start w:val="1"/>
+      <w:numFmt w:val="bullet"/>
+      <w:lvlText w:val=""/>
+      <w:lvlJc w:val="left"/>
+      <w:pPr>
+        <w:tabs>
+          <w:tab w:val="num" w:pos="5040"/>
+        </w:tabs>
+        <w:ind w:left="5040" w:hanging="360"/>
+      </w:pPr>
+      <w:rPr>
+        <w:rFonts w:ascii="Wingdings" w:hAnsi="Wingdings" w:hint="default"/>
+        <w:sz w:val="20"/>
+      </w:rPr>
+    </w:lvl>
+    <w:lvl w:ilvl="7" w:tentative="1">
+      <w:start w:val="1"/>
+      <w:numFmt w:val="bullet"/>
+      <w:lvlText w:val=""/>
+      <w:lvlJc w:val="left"/>
+      <w:pPr>
+        <w:tabs>
+          <w:tab w:val="num" w:pos="5760"/>
+        </w:tabs>
+        <w:ind w:left="5760" w:hanging="360"/>
+      </w:pPr>
+      <w:rPr>
+        <w:rFonts w:ascii="Wingdings" w:hAnsi="Wingdings" w:hint="default"/>
+        <w:sz w:val="20"/>
+      </w:rPr>
+    </w:lvl>
+    <w:lvl w:ilvl="8" w:tentative="1">
+      <w:start w:val="1"/>
+      <w:numFmt w:val="bullet"/>
+      <w:lvlText w:val=""/>
+      <w:lvlJc w:val="left"/>
+      <w:pPr>
+        <w:tabs>
+          <w:tab w:val="num" w:pos="6480"/>
+        </w:tabs>
+        <w:ind w:left="6480" w:hanging="360"/>
+      </w:pPr>
+      <w:rPr>
+        <w:rFonts w:ascii="Wingdings" w:hAnsi="Wingdings" w:hint="default"/>
+        <w:sz w:val="20"/>
+      </w:rPr>
+    </w:lvl>
+  </w:abstractNum>
+  <w:abstractNum w:abstractNumId="21" w15:restartNumberingAfterBreak="0">
     <w:nsid w:val="50BC7738"/>
     <w:multiLevelType w:val="multilevel"/>
     <w:tmpl w:val="D1A6638A"/>
@@ -3612,7 +4362,156 @@
       </w:rPr>
     </w:lvl>
   </w:abstractNum>
-  <w:abstractNum w:abstractNumId="18" w15:restartNumberingAfterBreak="0">
+  <w:abstractNum w:abstractNumId="22" w15:restartNumberingAfterBreak="0">
+    <w:nsid w:val="52DC0513"/>
+    <w:multiLevelType w:val="multilevel"/>
+    <w:tmpl w:val="BDB2D8DA"/>
+    <w:lvl w:ilvl="0">
+      <w:start w:val="1"/>
+      <w:numFmt w:val="bullet"/>
+      <w:lvlText w:val=""/>
+      <w:lvlJc w:val="left"/>
+      <w:pPr>
+        <w:tabs>
+          <w:tab w:val="num" w:pos="720"/>
+        </w:tabs>
+        <w:ind w:left="720" w:hanging="360"/>
+      </w:pPr>
+      <w:rPr>
+        <w:rFonts w:ascii="Symbol" w:hAnsi="Symbol" w:hint="default"/>
+        <w:sz w:val="20"/>
+      </w:rPr>
+    </w:lvl>
+    <w:lvl w:ilvl="1" w:tentative="1">
+      <w:start w:val="1"/>
+      <w:numFmt w:val="bullet"/>
+      <w:lvlText w:val="o"/>
+      <w:lvlJc w:val="left"/>
+      <w:pPr>
+        <w:tabs>
+          <w:tab w:val="num" w:pos="1440"/>
+        </w:tabs>
+        <w:ind w:left="1440" w:hanging="360"/>
+      </w:pPr>
+      <w:rPr>
+        <w:rFonts w:ascii="Courier New" w:hAnsi="Courier New" w:hint="default"/>
+        <w:sz w:val="20"/>
+      </w:rPr>
+    </w:lvl>
+    <w:lvl w:ilvl="2" w:tentative="1">
+      <w:start w:val="1"/>
+      <w:numFmt w:val="bullet"/>
+      <w:lvlText w:val=""/>
+      <w:lvlJc w:val="left"/>
+      <w:pPr>
+        <w:tabs>
+          <w:tab w:val="num" w:pos="2160"/>
+        </w:tabs>
+        <w:ind w:left="2160" w:hanging="360"/>
+      </w:pPr>
+      <w:rPr>
+        <w:rFonts w:ascii="Wingdings" w:hAnsi="Wingdings" w:hint="default"/>
+        <w:sz w:val="20"/>
+      </w:rPr>
+    </w:lvl>
+    <w:lvl w:ilvl="3" w:tentative="1">
+      <w:start w:val="1"/>
+      <w:numFmt w:val="bullet"/>
+      <w:lvlText w:val=""/>
+      <w:lvlJc w:val="left"/>
+      <w:pPr>
+        <w:tabs>
+          <w:tab w:val="num" w:pos="2880"/>
+        </w:tabs>
+        <w:ind w:left="2880" w:hanging="360"/>
+      </w:pPr>
+      <w:rPr>
+        <w:rFonts w:ascii="Wingdings" w:hAnsi="Wingdings" w:hint="default"/>
+        <w:sz w:val="20"/>
+      </w:rPr>
+    </w:lvl>
+    <w:lvl w:ilvl="4" w:tentative="1">
+      <w:start w:val="1"/>
+      <w:numFmt w:val="bullet"/>
+      <w:lvlText w:val=""/>
+      <w:lvlJc w:val="left"/>
+      <w:pPr>
+        <w:tabs>
+          <w:tab w:val="num" w:pos="3600"/>
+        </w:tabs>
+        <w:ind w:left="3600" w:hanging="360"/>
+      </w:pPr>
+      <w:rPr>
+        <w:rFonts w:ascii="Wingdings" w:hAnsi="Wingdings" w:hint="default"/>
+        <w:sz w:val="20"/>
+      </w:rPr>
+    </w:lvl>
+    <w:lvl w:ilvl="5" w:tentative="1">
+      <w:start w:val="1"/>
+      <w:numFmt w:val="bullet"/>
+      <w:lvlText w:val=""/>
+      <w:lvlJc w:val="left"/>
+      <w:pPr>
+        <w:tabs>
+          <w:tab w:val="num" w:pos="4320"/>
+        </w:tabs>
+        <w:ind w:left="4320" w:hanging="360"/>
+      </w:pPr>
+      <w:rPr>
+        <w:rFonts w:ascii="Wingdings" w:hAnsi="Wingdings" w:hint="default"/>
+        <w:sz w:val="20"/>
+      </w:rPr>
+    </w:lvl>
+    <w:lvl w:ilvl="6" w:tentative="1">
+      <w:start w:val="1"/>
+      <w:numFmt w:val="bullet"/>
+      <w:lvlText w:val=""/>
+      <w:lvlJc w:val="left"/>
+      <w:pPr>
+        <w:tabs>
+          <w:tab w:val="num" w:pos="5040"/>
+        </w:tabs>
+        <w:ind w:left="5040" w:hanging="360"/>
+      </w:pPr>
+      <w:rPr>
+        <w:rFonts w:ascii="Wingdings" w:hAnsi="Wingdings" w:hint="default"/>
+        <w:sz w:val="20"/>
+      </w:rPr>
+    </w:lvl>
+    <w:lvl w:ilvl="7" w:tentative="1">
+      <w:start w:val="1"/>
+      <w:numFmt w:val="bullet"/>
+      <w:lvlText w:val=""/>
+      <w:lvlJc w:val="left"/>
+      <w:pPr>
+        <w:tabs>
+          <w:tab w:val="num" w:pos="5760"/>
+        </w:tabs>
+        <w:ind w:left="5760" w:hanging="360"/>
+      </w:pPr>
+      <w:rPr>
+        <w:rFonts w:ascii="Wingdings" w:hAnsi="Wingdings" w:hint="default"/>
+        <w:sz w:val="20"/>
+      </w:rPr>
+    </w:lvl>
+    <w:lvl w:ilvl="8" w:tentative="1">
+      <w:start w:val="1"/>
+      <w:numFmt w:val="bullet"/>
+      <w:lvlText w:val=""/>
+      <w:lvlJc w:val="left"/>
+      <w:pPr>
+        <w:tabs>
+          <w:tab w:val="num" w:pos="6480"/>
+        </w:tabs>
+        <w:ind w:left="6480" w:hanging="360"/>
+      </w:pPr>
+      <w:rPr>
+        <w:rFonts w:ascii="Wingdings" w:hAnsi="Wingdings" w:hint="default"/>
+        <w:sz w:val="20"/>
+      </w:rPr>
+    </w:lvl>
+  </w:abstractNum>
+  <w:abstractNum w:abstractNumId="23" w15:restartNumberingAfterBreak="0">
     <w:nsid w:val="5E623180"/>
     <w:multiLevelType w:val="multilevel"/>
     <w:tmpl w:val="7E7CE074"/>
@@ -3725,7 +4624,156 @@
       </w:pPr>
     </w:lvl>
   </w:abstractNum>
-  <w:abstractNum w:abstractNumId="19" w15:restartNumberingAfterBreak="0">
+  <w:abstractNum w:abstractNumId="24" w15:restartNumberingAfterBreak="0">
+    <w:nsid w:val="610679F6"/>
+    <w:multiLevelType w:val="multilevel"/>
+    <w:tmpl w:val="43EC3224"/>
+    <w:lvl w:ilvl="0">
+      <w:start w:val="1"/>
+      <w:numFmt w:val="bullet"/>
+      <w:lvlText w:val=""/>
+      <w:lvlJc w:val="left"/>
+      <w:pPr>
+        <w:tabs>
+          <w:tab w:val="num" w:pos="720"/>
+        </w:tabs>
+        <w:ind w:left="720" w:hanging="360"/>
+      </w:pPr>
+      <w:rPr>
+        <w:rFonts w:ascii="Symbol" w:hAnsi="Symbol" w:hint="default"/>
+        <w:sz w:val="20"/>
+      </w:rPr>
+    </w:lvl>
+    <w:lvl w:ilvl="1" w:tentative="1">
+      <w:start w:val="1"/>
+      <w:numFmt w:val="bullet"/>
+      <w:lvlText w:val="o"/>
+      <w:lvlJc w:val="left"/>
+      <w:pPr>
+        <w:tabs>
+          <w:tab w:val="num" w:pos="1440"/>
+        </w:tabs>
+        <w:ind w:left="1440" w:hanging="360"/>
+      </w:pPr>
+      <w:rPr>
+        <w:rFonts w:ascii="Courier New" w:hAnsi="Courier New" w:hint="default"/>
+        <w:sz w:val="20"/>
+      </w:rPr>
+    </w:lvl>
+    <w:lvl w:ilvl="2" w:tentative="1">
+      <w:start w:val="1"/>
+      <w:numFmt w:val="bullet"/>
+      <w:lvlText w:val=""/>
+      <w:lvlJc w:val="left"/>
+      <w:pPr>
+        <w:tabs>
+          <w:tab w:val="num" w:pos="2160"/>
+        </w:tabs>
+        <w:ind w:left="2160" w:hanging="360"/>
+      </w:pPr>
+      <w:rPr>
+        <w:rFonts w:ascii="Wingdings" w:hAnsi="Wingdings" w:hint="default"/>
+        <w:sz w:val="20"/>
+      </w:rPr>
+    </w:lvl>
+    <w:lvl w:ilvl="3" w:tentative="1">
+      <w:start w:val="1"/>
+      <w:numFmt w:val="bullet"/>
+      <w:lvlText w:val=""/>
+      <w:lvlJc w:val="left"/>
+      <w:pPr>
+        <w:tabs>
+          <w:tab w:val="num" w:pos="2880"/>
+        </w:tabs>
+        <w:ind w:left="2880" w:hanging="360"/>
+      </w:pPr>
+      <w:rPr>
+        <w:rFonts w:ascii="Wingdings" w:hAnsi="Wingdings" w:hint="default"/>
+        <w:sz w:val="20"/>
+      </w:rPr>
+    </w:lvl>
+    <w:lvl w:ilvl="4" w:tentative="1">
+      <w:start w:val="1"/>
+      <w:numFmt w:val="bullet"/>
+      <w:lvlText w:val=""/>
+      <w:lvlJc w:val="left"/>
+      <w:pPr>
+        <w:tabs>
+          <w:tab w:val="num" w:pos="3600"/>
+        </w:tabs>
+        <w:ind w:left="3600" w:hanging="360"/>
+      </w:pPr>
+      <w:rPr>
+        <w:rFonts w:ascii="Wingdings" w:hAnsi="Wingdings" w:hint="default"/>
+        <w:sz w:val="20"/>
+      </w:rPr>
+    </w:lvl>
+    <w:lvl w:ilvl="5" w:tentative="1">
+      <w:start w:val="1"/>
+      <w:numFmt w:val="bullet"/>
+      <w:lvlText w:val=""/>
+      <w:lvlJc w:val="left"/>
+      <w:pPr>
+        <w:tabs>
+          <w:tab w:val="num" w:pos="4320"/>
+        </w:tabs>
+        <w:ind w:left="4320" w:hanging="360"/>
+      </w:pPr>
+      <w:rPr>
+        <w:rFonts w:ascii="Wingdings" w:hAnsi="Wingdings" w:hint="default"/>
+        <w:sz w:val="20"/>
+      </w:rPr>
+    </w:lvl>
+    <w:lvl w:ilvl="6" w:tentative="1">
+      <w:start w:val="1"/>
+      <w:numFmt w:val="bullet"/>
+      <w:lvlText w:val=""/>
+      <w:lvlJc w:val="left"/>
+      <w:pPr>
+        <w:tabs>
+          <w:tab w:val="num" w:pos="5040"/>
+        </w:tabs>
+        <w:ind w:left="5040" w:hanging="360"/>
+      </w:pPr>
+      <w:rPr>
+        <w:rFonts w:ascii="Wingdings" w:hAnsi="Wingdings" w:hint="default"/>
+        <w:sz w:val="20"/>
+      </w:rPr>
+    </w:lvl>
+    <w:lvl w:ilvl="7" w:tentative="1">
+      <w:start w:val="1"/>
+      <w:numFmt w:val="bullet"/>
+      <w:lvlText w:val=""/>
+      <w:lvlJc w:val="left"/>
+      <w:pPr>
+        <w:tabs>
+          <w:tab w:val="num" w:pos="5760"/>
+        </w:tabs>
+        <w:ind w:left="5760" w:hanging="360"/>
+      </w:pPr>
+      <w:rPr>
+        <w:rFonts w:ascii="Wingdings" w:hAnsi="Wingdings" w:hint="default"/>
+        <w:sz w:val="20"/>
+      </w:rPr>
+    </w:lvl>
+    <w:lvl w:ilvl="8" w:tentative="1">
+      <w:start w:val="1"/>
+      <w:numFmt w:val="bullet"/>
+      <w:lvlText w:val=""/>
+      <w:lvlJc w:val="left"/>
+      <w:pPr>
+        <w:tabs>
+          <w:tab w:val="num" w:pos="6480"/>
+        </w:tabs>
+        <w:ind w:left="6480" w:hanging="360"/>
+      </w:pPr>
+      <w:rPr>
+        <w:rFonts w:ascii="Wingdings" w:hAnsi="Wingdings" w:hint="default"/>
+        <w:sz w:val="20"/>
+      </w:rPr>
+    </w:lvl>
+  </w:abstractNum>
+  <w:abstractNum w:abstractNumId="25" w15:restartNumberingAfterBreak="0">
     <w:nsid w:val="65C46394"/>
     <w:multiLevelType w:val="multilevel"/>
     <w:tmpl w:val="CB7E1998"/>
@@ -3838,7 +4886,7 @@
       </w:pPr>
     </w:lvl>
   </w:abstractNum>
-  <w:abstractNum w:abstractNumId="20" w15:restartNumberingAfterBreak="0">
+  <w:abstractNum w:abstractNumId="26" w15:restartNumberingAfterBreak="0">
     <w:nsid w:val="725446B7"/>
     <w:multiLevelType w:val="multilevel"/>
     <w:tmpl w:val="3822EC3E"/>
@@ -3987,7 +5035,120 @@
       </w:rPr>
     </w:lvl>
   </w:abstractNum>
-  <w:abstractNum w:abstractNumId="21" w15:restartNumberingAfterBreak="0">
+  <w:abstractNum w:abstractNumId="27" w15:restartNumberingAfterBreak="0">
+    <w:nsid w:val="739F6954"/>
+    <w:multiLevelType w:val="multilevel"/>
+    <w:tmpl w:val="F29CF3BC"/>
+    <w:lvl w:ilvl="0">
+      <w:start w:val="1"/>
+      <w:numFmt w:val="decimal"/>
+      <w:lvlText w:val="%1."/>
+      <w:lvlJc w:val="left"/>
+      <w:pPr>
+        <w:tabs>
+          <w:tab w:val="num" w:pos="720"/>
+        </w:tabs>
+        <w:ind w:left="720" w:hanging="360"/>
+      </w:pPr>
+    </w:lvl>
+    <w:lvl w:ilvl="1" w:tentative="1">
+      <w:start w:val="1"/>
+      <w:numFmt w:val="decimal"/>
+      <w:lvlText w:val="%2."/>
+      <w:lvlJc w:val="left"/>
+      <w:pPr>
+        <w:tabs>
+          <w:tab w:val="num" w:pos="1440"/>
+        </w:tabs>
+        <w:ind w:left="1440" w:hanging="360"/>
+      </w:pPr>
+    </w:lvl>
+    <w:lvl w:ilvl="2" w:tentative="1">
+      <w:start w:val="1"/>
+      <w:numFmt w:val="decimal"/>
+      <w:lvlText w:val="%3."/>
+      <w:lvlJc w:val="left"/>
+      <w:pPr>
+        <w:tabs>
+          <w:tab w:val="num" w:pos="2160"/>
+        </w:tabs>
+        <w:ind w:left="2160" w:hanging="360"/>
+      </w:pPr>
+    </w:lvl>
+    <w:lvl w:ilvl="3" w:tentative="1">
+      <w:start w:val="1"/>
+      <w:numFmt w:val="decimal"/>
+      <w:lvlText w:val="%4."/>
+      <w:lvlJc w:val="left"/>
+      <w:pPr>
+        <w:tabs>
+          <w:tab w:val="num" w:pos="2880"/>
+        </w:tabs>
+        <w:ind w:left="2880" w:hanging="360"/>
+      </w:pPr>
+    </w:lvl>
+    <w:lvl w:ilvl="4" w:tentative="1">
+      <w:start w:val="1"/>
+      <w:numFmt w:val="decimal"/>
+      <w:lvlText w:val="%5."/>
+      <w:lvlJc w:val="left"/>
+      <w:pPr>
+        <w:tabs>
+          <w:tab w:val="num" w:pos="3600"/>
+        </w:tabs>
+        <w:ind w:left="3600" w:hanging="360"/>
+      </w:pPr>
+    </w:lvl>
+    <w:lvl w:ilvl="5" w:tentative="1">
+      <w:start w:val="1"/>
+      <w:numFmt w:val="decimal"/>
+      <w:lvlText w:val="%6."/>
+      <w:lvlJc w:val="left"/>
+      <w:pPr>
+        <w:tabs>
+          <w:tab w:val="num" w:pos="4320"/>
+        </w:tabs>
+        <w:ind w:left="4320" w:hanging="360"/>
+      </w:pPr>
+    </w:lvl>
+    <w:lvl w:ilvl="6" w:tentative="1">
+      <w:start w:val="1"/>
+      <w:numFmt w:val="decimal"/>
+      <w:lvlText w:val="%7."/>
+      <w:lvlJc w:val="left"/>
+      <w:pPr>
+        <w:tabs>
+          <w:tab w:val="num" w:pos="5040"/>
+        </w:tabs>
+        <w:ind w:left="5040" w:hanging="360"/>
+      </w:pPr>
+    </w:lvl>
+    <w:lvl w:ilvl="7" w:tentative="1">
+      <w:start w:val="1"/>
+      <w:numFmt w:val="decimal"/>
+      <w:lvlText w:val="%8."/>
+      <w:lvlJc w:val="left"/>
+      <w:pPr>
+        <w:tabs>
+          <w:tab w:val="num" w:pos="5760"/>
+        </w:tabs>
+        <w:ind w:left="5760" w:hanging="360"/>
+      </w:pPr>
+    </w:lvl>
+    <w:lvl w:ilvl="8" w:tentative="1">
+      <w:start w:val="1"/>
+      <w:numFmt w:val="decimal"/>
+      <w:lvlText w:val="%9."/>
+      <w:lvlJc w:val="left"/>
+      <w:pPr>
+        <w:tabs>
+          <w:tab w:val="num" w:pos="6480"/>
+        </w:tabs>
+        <w:ind w:left="6480" w:hanging="360"/>
+      </w:pPr>
+    </w:lvl>
+  </w:abstractNum>
+  <w:abstractNum w:abstractNumId="28" w15:restartNumberingAfterBreak="0">
     <w:nsid w:val="73F416E7"/>
     <w:multiLevelType w:val="multilevel"/>
     <w:tmpl w:val="B1F24028"/>
@@ -4136,7 +5297,7 @@
       </w:rPr>
     </w:lvl>
   </w:abstractNum>
-  <w:abstractNum w:abstractNumId="22" w15:restartNumberingAfterBreak="0">
+  <w:abstractNum w:abstractNumId="29" w15:restartNumberingAfterBreak="0">
     <w:nsid w:val="7C411913"/>
     <w:multiLevelType w:val="multilevel"/>
     <w:tmpl w:val="5C521304"/>
@@ -4250,73 +5411,94 @@
     </w:lvl>
   </w:abstractNum>
   <w:num w:numId="1" w16cid:durableId="1774131963">
-    <w:abstractNumId w:val="22"/>
+    <w:abstractNumId w:val="29"/>
   </w:num>
   <w:num w:numId="2" w16cid:durableId="1117020510">
-    <w:abstractNumId w:val="14"/>
+    <w:abstractNumId w:val="16"/>
   </w:num>
   <w:num w:numId="3" w16cid:durableId="333655639">
+    <w:abstractNumId w:val="11"/>
+  </w:num>
+  <w:num w:numId="4" w16cid:durableId="1106537498">
+    <w:abstractNumId w:val="4"/>
+  </w:num>
+  <w:num w:numId="5" w16cid:durableId="746152843">
+    <w:abstractNumId w:val="23"/>
+  </w:num>
+  <w:num w:numId="6" w16cid:durableId="1767534567">
+    <w:abstractNumId w:val="7"/>
+  </w:num>
+  <w:num w:numId="7" w16cid:durableId="1718433569">
+    <w:abstractNumId w:val="18"/>
+  </w:num>
+  <w:num w:numId="8" w16cid:durableId="1349792133">
     <w:abstractNumId w:val="10"/>
   </w:num>
-  <w:num w:numId="4" w16cid:durableId="1106537498">
+  <w:num w:numId="9" w16cid:durableId="1189217005">
     <w:abstractNumId w:val="3"/>
   </w:num>
-  <w:num w:numId="5" w16cid:durableId="746152843">
-    <w:abstractNumId w:val="18"/>
+  <w:num w:numId="10" w16cid:durableId="763380547">
+    <w:abstractNumId w:val="25"/>
   </w:num>
-  <w:num w:numId="6" w16cid:durableId="1767534567">
+  <w:num w:numId="11" w16cid:durableId="1057322239">
     <w:abstractNumId w:val="6"/>
   </w:num>
-  <w:num w:numId="7" w16cid:durableId="1718433569">
+  <w:num w:numId="12" w16cid:durableId="457181645">
+    <w:abstractNumId w:val="9"/>
+  </w:num>
+  <w:num w:numId="13" w16cid:durableId="2065831367">
+    <w:abstractNumId w:val="8"/>
+  </w:num>
+  <w:num w:numId="14" w16cid:durableId="63988556">
+    <w:abstractNumId w:val="12"/>
+  </w:num>
+  <w:num w:numId="15" w16cid:durableId="270207523">
     <w:abstractNumId w:val="15"/>
   </w:num>
-  <w:num w:numId="8" w16cid:durableId="1349792133">
-    <w:abstractNumId w:val="9"/>
+  <w:num w:numId="16" w16cid:durableId="443888289">
+    <w:abstractNumId w:val="5"/>
   </w:num>
-  <w:num w:numId="9" w16cid:durableId="1189217005">
+  <w:num w:numId="17" w16cid:durableId="1200125672">
     <w:abstractNumId w:val="2"/>
   </w:num>
-  <w:num w:numId="10" w16cid:durableId="763380547">
-    <w:abstractNumId w:val="19"/>
-  </w:num>
-  <w:num w:numId="11" w16cid:durableId="1057322239">
-    <w:abstractNumId w:val="5"/>
-  </w:num>
-  <w:num w:numId="12" w16cid:durableId="457181645">
-    <w:abstractNumId w:val="8"/>
-  </w:num>
-  <w:num w:numId="13" w16cid:durableId="2065831367">
-    <w:abstractNumId w:val="7"/>
-  </w:num>
-  <w:num w:numId="14" w16cid:durableId="63988556">
-    <w:abstractNumId w:val="11"/>
-  </w:num>
-  <w:num w:numId="15" w16cid:durableId="270207523">
+  <w:num w:numId="18" w16cid:durableId="1984649738">
     <w:abstractNumId w:val="13"/>
   </w:num>
-  <w:num w:numId="16" w16cid:durableId="443888289">
-    <w:abstractNumId w:val="4"/>
-  </w:num>
-  <w:num w:numId="17" w16cid:durableId="1200125672">
-    <w:abstractNumId w:val="1"/>
-  </w:num>
-  <w:num w:numId="18" w16cid:durableId="1984649738">
-    <w:abstractNumId w:val="12"/>
-  </w:num>
   <w:num w:numId="19" w16cid:durableId="1537549248">
-    <w:abstractNumId w:val="20"/>
+    <w:abstractNumId w:val="26"/>
   </w:num>
   <w:num w:numId="20" w16cid:durableId="1993214042">
-    <w:abstractNumId w:val="16"/>
+    <w:abstractNumId w:val="19"/>
   </w:num>
   <w:num w:numId="21" w16cid:durableId="1760978175">
     <w:abstractNumId w:val="0"/>
   </w:num>
   <w:num w:numId="22" w16cid:durableId="26411777">
+    <w:abstractNumId w:val="21"/>
+  </w:num>
+  <w:num w:numId="23" w16cid:durableId="1524397195">
+    <w:abstractNumId w:val="28"/>
+  </w:num>
+  <w:num w:numId="24" w16cid:durableId="399979954">
+    <w:abstractNumId w:val="27"/>
+  </w:num>
+  <w:num w:numId="25" w16cid:durableId="1404182618">
     <w:abstractNumId w:val="17"/>
   </w:num>
-  <w:num w:numId="23" w16cid:durableId="1524397195">
-    <w:abstractNumId w:val="21"/>
+  <w:num w:numId="26" w16cid:durableId="1396315128">
+    <w:abstractNumId w:val="22"/>
+  </w:num>
+  <w:num w:numId="27" w16cid:durableId="860627113">
+    <w:abstractNumId w:val="20"/>
+  </w:num>
+  <w:num w:numId="28" w16cid:durableId="899901860">
+    <w:abstractNumId w:val="14"/>
+  </w:num>
+  <w:num w:numId="29" w16cid:durableId="2090611143">
+    <w:abstractNumId w:val="1"/>
+  </w:num>
+  <w:num w:numId="30" w16cid:durableId="2069767867">
+    <w:abstractNumId w:val="24"/>
   </w:num>
 </w:numbering>
 </file>

--- a/lab4/Отчёт.docx
+++ b/lab4/Отчёт.docx
@@ -59,23 +59,7 @@
     </w:p>
     <w:p>
       <w:r>
-        <w:t>Изучить теоретические основы низкоуровневой растеризации геометрических примитивов, принципы дискретизации непрерывных линий на регулярной пиксельной сетке и методы устранения ступенчатого эффекта (Anti-</w:t>
-      </w:r>
-      <w:proofErr w:type="spellStart"/>
-      <w:r>
-        <w:t>aliasing</w:t>
-      </w:r>
-      <w:proofErr w:type="spellEnd"/>
-      <w:r>
-        <w:t xml:space="preserve">). Получить практические навыки построения изолированных графических ядер и проведения высокоточного стресс-тестирования алгоритмов. Разработать оптимизированное настольное приложение под целевую операционную систему Windows, реализующее базовые растровые алгоритмы, сглаживание линий методом Ву и генерацию целочисленных параметрических кривых </w:t>
-      </w:r>
-      <w:proofErr w:type="spellStart"/>
-      <w:r>
-        <w:t>Кастла-Питвея</w:t>
-      </w:r>
-      <w:proofErr w:type="spellEnd"/>
-      <w:r>
-        <w:t>, удовлетворяющее жестким архитектурным критериям.</w:t>
+        <w:t>Изучить теоретические основы низкоуровневой растеризации геометрических примитивов, принципы дискретизации непрерывных линий на регулярной пиксельной сетке и методы устранения ступенчатого эффекта (Anti-aliasing). Получить практические навыки построения изолированных графических ядер и проведения высокоточного стресс-тестирования алгоритмов. Разработать оптимизированное настольное приложение под целевую операционную систему Windows, реализующее базовые растровые алгоритмы, сглаживание линий методом Ву и генерацию целочисленных параметрических кривых Кастла-Питвея, удовлетворяющее жестким архитектурным критериям.</w:t>
       </w:r>
     </w:p>
     <w:p>
@@ -112,15 +96,7 @@
         </w:numPr>
       </w:pPr>
       <w:r>
-        <w:t xml:space="preserve">Разработать универсальный обобщенный алгоритм </w:t>
-      </w:r>
-      <w:proofErr w:type="spellStart"/>
-      <w:r>
-        <w:t>Брезенхема</w:t>
-      </w:r>
-      <w:proofErr w:type="spellEnd"/>
-      <w:r>
-        <w:t xml:space="preserve"> для отрисовки отрезков, корректно обрабатывающий все 8 октантов двухмерного пространства без геометрических искажений.</w:t>
+        <w:t>Разработать универсальный обобщенный алгоритм Брезенхема для отрисовки отрезков, корректно обрабатывающий все 8 октантов двухмерного пространства без геометрических искажений.</w:t>
       </w:r>
     </w:p>
     <w:p>
@@ -131,15 +107,7 @@
         </w:numPr>
       </w:pPr>
       <w:r>
-        <w:t>Написать модуль высокоточного стресс-тестирования (</w:t>
-      </w:r>
-      <w:proofErr w:type="spellStart"/>
-      <w:r>
-        <w:t>Benchmark</w:t>
-      </w:r>
-      <w:proofErr w:type="spellEnd"/>
-      <w:r>
-        <w:t>) для оценки временных характеристик и производительности реализованных алгоритмов при генерации 100 000 отрезков и 50 000 окружностей.</w:t>
+        <w:t>Написать модуль высокоточного стресс-тестирования (Benchmark) для оценки временных характеристик и производительности реализованных алгоритмов при генерации 100 000 отрезков и 50 000 окружностей.</w:t>
       </w:r>
     </w:p>
     <w:p>
@@ -150,23 +118,7 @@
         </w:numPr>
       </w:pPr>
       <w:r>
-        <w:t>Спроектировать алгоритм сглаживания Ву (</w:t>
-      </w:r>
-      <w:proofErr w:type="spellStart"/>
-      <w:r>
-        <w:t>Wu's</w:t>
-      </w:r>
-      <w:proofErr w:type="spellEnd"/>
-      <w:r>
-        <w:t xml:space="preserve"> Anti-</w:t>
-      </w:r>
-      <w:proofErr w:type="spellStart"/>
-      <w:r>
-        <w:t>aliasing</w:t>
-      </w:r>
-      <w:proofErr w:type="spellEnd"/>
-      <w:r>
-        <w:t>), осуществляющий честный расчет интенсивности яркости граничных пикселей на основе дробной части координат.</w:t>
+        <w:t>Спроектировать алгоритм сглаживания Ву (Wu's Anti-aliasing), осуществляющий честный расчет интенсивности яркости граничных пикселей на основе дробной части координат.</w:t>
       </w:r>
     </w:p>
     <w:p>
@@ -177,23 +129,7 @@
         </w:numPr>
       </w:pPr>
       <w:r>
-        <w:t xml:space="preserve">Реализовать целочисленный параметрический алгоритм </w:t>
-      </w:r>
-      <w:proofErr w:type="spellStart"/>
-      <w:r>
-        <w:t>Кастла-Питвея</w:t>
-      </w:r>
-      <w:proofErr w:type="spellEnd"/>
-      <w:r>
-        <w:t xml:space="preserve"> (Castle-</w:t>
-      </w:r>
-      <w:proofErr w:type="spellStart"/>
-      <w:r>
-        <w:t>Piteway</w:t>
-      </w:r>
-      <w:proofErr w:type="spellEnd"/>
-      <w:r>
-        <w:t>) для построения гладких дуг и конических сечений.</w:t>
+        <w:t>Реализовать целочисленный параметрический алгоритм Кастла-Питвея (Castle-Piteway) для построения гладких дуг и конических сечений.</w:t>
       </w:r>
     </w:p>
     <w:p>
@@ -204,31 +140,7 @@
         </w:numPr>
       </w:pPr>
       <w:r>
-        <w:t>Сформировать многослойную архитектуру приложения (</w:t>
-      </w:r>
-      <w:proofErr w:type="spellStart"/>
-      <w:r>
-        <w:t>Separation</w:t>
-      </w:r>
-      <w:proofErr w:type="spellEnd"/>
-      <w:r>
-        <w:t xml:space="preserve"> </w:t>
-      </w:r>
-      <w:proofErr w:type="spellStart"/>
-      <w:r>
-        <w:t>of</w:t>
-      </w:r>
-      <w:proofErr w:type="spellEnd"/>
-      <w:r>
-        <w:t xml:space="preserve"> </w:t>
-      </w:r>
-      <w:proofErr w:type="spellStart"/>
-      <w:r>
-        <w:t>Concerns</w:t>
-      </w:r>
-      <w:proofErr w:type="spellEnd"/>
-      <w:r>
-        <w:t>), полностью отделяющую математические алгоритмы от компонентов графического интерфейса.</w:t>
+        <w:t>Сформировать многослойную архитектуру приложения (Separation of Concerns), полностью отделяющую математические алгоритмы от компонентов графического интерфейса.</w:t>
       </w:r>
     </w:p>
     <w:p>
@@ -280,23 +192,7 @@
         <w:t>Слой работы с графикой:</w:t>
       </w:r>
       <w:r>
-        <w:t xml:space="preserve"> Пространство имен </w:t>
-      </w:r>
-      <w:proofErr w:type="spellStart"/>
-      <w:r>
-        <w:t>System.Drawing</w:t>
-      </w:r>
-      <w:proofErr w:type="spellEnd"/>
-      <w:r>
-        <w:t xml:space="preserve">, кастомный графический конвейер на базе заполнения примитивных прямоугольников </w:t>
-      </w:r>
-      <w:proofErr w:type="spellStart"/>
-      <w:r>
-        <w:t>FillRectangle</w:t>
-      </w:r>
-      <w:proofErr w:type="spellEnd"/>
-      <w:r>
-        <w:t xml:space="preserve"> по данным виртуальной матрицы.</w:t>
+        <w:t xml:space="preserve"> Пространство имен System.Drawing, кастомный графический конвейер на базе заполнения примитивных прямоугольников FillRectangle по данным виртуальной матрицы.</w:t>
       </w:r>
     </w:p>
     <w:p>
@@ -326,182 +222,56 @@
           <w:b/>
           <w:bCs/>
         </w:rPr>
-        <w:t>1. Архитектурное разделение проекта по слоям (</w:t>
-      </w:r>
-      <w:proofErr w:type="spellStart"/>
+        <w:t>1. Архитектурное разделение проекта по слоям (Separation of Concerns)</w:t>
+      </w:r>
+    </w:p>
+    <w:p>
+      <w:r>
+        <w:t>В соответствии с регламентом проектирования и условиями задания, кодовая база системы была жестко декомпозирована на три изолированных слоя, распределенных по отдельным файлам:</w:t>
+      </w:r>
+    </w:p>
+    <w:p>
+      <w:pPr>
+        <w:numPr>
+          <w:ilvl w:val="0"/>
+          <w:numId w:val="26"/>
+        </w:numPr>
+      </w:pPr>
       <w:r>
         <w:rPr>
           <w:b/>
           <w:bCs/>
         </w:rPr>
-        <w:t>Separation</w:t>
-      </w:r>
-      <w:proofErr w:type="spellEnd"/>
+        <w:t>Presentation Layer (Form1.cs):</w:t>
+      </w:r>
+      <w:r>
+        <w:t xml:space="preserve"> Слой графического интерфейса. Отвечает за прием координат от элементов NumericUpDown, выбор алгоритма через ComboBox и вывод результатов стресс-тестирования. Не содержит математики растеризации.</w:t>
+      </w:r>
+    </w:p>
+    <w:p>
+      <w:pPr>
+        <w:numPr>
+          <w:ilvl w:val="0"/>
+          <w:numId w:val="26"/>
+        </w:numPr>
+      </w:pPr>
       <w:r>
         <w:rPr>
           <w:b/>
           <w:bCs/>
         </w:rPr>
-        <w:t xml:space="preserve"> </w:t>
-      </w:r>
-      <w:proofErr w:type="spellStart"/>
-      <w:r>
-        <w:rPr>
-          <w:b/>
-          <w:bCs/>
-        </w:rPr>
-        <w:t>of</w:t>
-      </w:r>
-      <w:proofErr w:type="spellEnd"/>
-      <w:r>
-        <w:rPr>
-          <w:b/>
-          <w:bCs/>
-        </w:rPr>
-        <w:t xml:space="preserve"> </w:t>
-      </w:r>
-      <w:proofErr w:type="spellStart"/>
-      <w:r>
-        <w:rPr>
-          <w:b/>
-          <w:bCs/>
-        </w:rPr>
-        <w:t>Concerns</w:t>
-      </w:r>
-      <w:proofErr w:type="spellEnd"/>
-      <w:r>
-        <w:rPr>
-          <w:b/>
-          <w:bCs/>
-        </w:rPr>
-        <w:t>)</w:t>
-      </w:r>
-    </w:p>
-    <w:p>
-      <w:r>
-        <w:t>В соответствии с регламентом проектирования и условиями задания, кодовая база системы была жестко декомпозирована на три изолированных слоя, распределенных по отдельным файлам:</w:t>
-      </w:r>
-    </w:p>
-    <w:p>
-      <w:pPr>
-        <w:numPr>
-          <w:ilvl w:val="0"/>
-          <w:numId w:val="26"/>
-        </w:numPr>
-      </w:pPr>
-      <w:proofErr w:type="spellStart"/>
-      <w:r>
-        <w:rPr>
-          <w:b/>
-          <w:bCs/>
-        </w:rPr>
-        <w:t>Presentation</w:t>
-      </w:r>
-      <w:proofErr w:type="spellEnd"/>
-      <w:r>
-        <w:rPr>
-          <w:b/>
-          <w:bCs/>
-        </w:rPr>
-        <w:t xml:space="preserve"> Layer (Form1.cs):</w:t>
-      </w:r>
-      <w:r>
-        <w:t xml:space="preserve"> Слой графического интерфейса. Отвечает за прием координат от элементов </w:t>
-      </w:r>
-      <w:proofErr w:type="spellStart"/>
-      <w:r>
-        <w:t>NumericUpDown</w:t>
-      </w:r>
-      <w:proofErr w:type="spellEnd"/>
-      <w:r>
-        <w:t xml:space="preserve">, выбор алгоритма через </w:t>
-      </w:r>
-      <w:proofErr w:type="spellStart"/>
-      <w:r>
-        <w:t>ComboBox</w:t>
-      </w:r>
-      <w:proofErr w:type="spellEnd"/>
-      <w:r>
-        <w:t xml:space="preserve"> и вывод результатов стресс-тестирования. Не содержит математики растеризации.</w:t>
-      </w:r>
-    </w:p>
-    <w:p>
-      <w:pPr>
-        <w:numPr>
-          <w:ilvl w:val="0"/>
-          <w:numId w:val="26"/>
-        </w:numPr>
-      </w:pPr>
-      <w:r>
-        <w:rPr>
-          <w:b/>
-          <w:bCs/>
-        </w:rPr>
-        <w:t>Memory &amp; Grid Layer (</w:t>
-      </w:r>
-      <w:proofErr w:type="spellStart"/>
-      <w:r>
-        <w:rPr>
-          <w:b/>
-          <w:bCs/>
-        </w:rPr>
-        <w:t>VirtualGrid.cs</w:t>
-      </w:r>
-      <w:proofErr w:type="spellEnd"/>
-      <w:r>
-        <w:rPr>
-          <w:b/>
-          <w:bCs/>
-        </w:rPr>
-        <w:t xml:space="preserve">, </w:t>
-      </w:r>
-      <w:proofErr w:type="spellStart"/>
-      <w:r>
-        <w:rPr>
-          <w:b/>
-          <w:bCs/>
-        </w:rPr>
-        <w:t>GridPainter.cs</w:t>
-      </w:r>
-      <w:proofErr w:type="spellEnd"/>
-      <w:r>
-        <w:rPr>
-          <w:b/>
-          <w:bCs/>
-        </w:rPr>
-        <w:t>):</w:t>
-      </w:r>
-      <w:r>
-        <w:t xml:space="preserve"> Компоненты хранения и отображения данных. </w:t>
-      </w:r>
-      <w:proofErr w:type="spellStart"/>
-      <w:r>
-        <w:t>VirtualGrid</w:t>
-      </w:r>
-      <w:proofErr w:type="spellEnd"/>
-      <w:r>
-        <w:t xml:space="preserve"> инкапсулирует двумерную матрицу </w:t>
-      </w:r>
-      <w:proofErr w:type="spellStart"/>
+        <w:t>Memory &amp; Grid Layer (VirtualGrid.cs, GridPainter.cs):</w:t>
+      </w:r>
+      <w:r>
+        <w:t xml:space="preserve"> Компоненты хранения и отображения данных. VirtualGrid инкапсулирует двумерную матрицу </w:t>
+      </w:r>
       <w:proofErr w:type="gramStart"/>
       <w:r>
-        <w:t>double</w:t>
-      </w:r>
-      <w:proofErr w:type="spellEnd"/>
-      <w:r>
-        <w:t>[</w:t>
+        <w:t>double[</w:t>
       </w:r>
       <w:proofErr w:type="gramEnd"/>
       <w:r>
-        <w:t xml:space="preserve">,], блокируя прямую запись в UI. </w:t>
-      </w:r>
-      <w:proofErr w:type="spellStart"/>
-      <w:r>
-        <w:t>GridPainter</w:t>
-      </w:r>
-      <w:proofErr w:type="spellEnd"/>
-      <w:r>
-        <w:t xml:space="preserve"> выполняет физическую отрисовку увеличенных квадратов (пикселей) на экране, выводит декартову систему координат, координатную сетку и оси.</w:t>
+        <w:t>,], блокируя прямую запись в UI. GridPainter выполняет физическую отрисовку увеличенных квадратов (пикселей) на экране, выводит декартову систему координат, координатную сетку и оси.</w:t>
       </w:r>
     </w:p>
     <w:p>
@@ -517,43 +287,7 @@
           <w:bCs/>
           <w:lang w:val="en-US"/>
         </w:rPr>
-        <w:t>Processing Layer (</w:t>
-      </w:r>
-      <w:proofErr w:type="spellStart"/>
-      <w:r>
-        <w:rPr>
-          <w:b/>
-          <w:bCs/>
-          <w:lang w:val="en-US"/>
-        </w:rPr>
-        <w:t>RasterEngine.cs</w:t>
-      </w:r>
-      <w:proofErr w:type="spellEnd"/>
-      <w:r>
-        <w:rPr>
-          <w:b/>
-          <w:bCs/>
-          <w:lang w:val="en-US"/>
-        </w:rPr>
-        <w:t xml:space="preserve">, </w:t>
-      </w:r>
-      <w:proofErr w:type="spellStart"/>
-      <w:r>
-        <w:rPr>
-          <w:b/>
-          <w:bCs/>
-          <w:lang w:val="en-US"/>
-        </w:rPr>
-        <w:t>Benchmark.cs</w:t>
-      </w:r>
-      <w:proofErr w:type="spellEnd"/>
-      <w:r>
-        <w:rPr>
-          <w:b/>
-          <w:bCs/>
-          <w:lang w:val="en-US"/>
-        </w:rPr>
-        <w:t>):</w:t>
+        <w:t>Processing Layer (RasterEngine.cs, Benchmark.cs):</w:t>
       </w:r>
       <w:r>
         <w:rPr>
@@ -589,60 +323,7 @@
         <w:t xml:space="preserve">. </w:t>
       </w:r>
       <w:r>
-        <w:t xml:space="preserve">Класс </w:t>
-      </w:r>
-      <w:proofErr w:type="spellStart"/>
-      <w:r>
-        <w:t>RasterEngine</w:t>
-      </w:r>
-      <w:proofErr w:type="spellEnd"/>
-      <w:r>
-        <w:t xml:space="preserve"> состоит из статических методов, которые принимают абстрактный интерфейс </w:t>
-      </w:r>
-      <w:proofErr w:type="spellStart"/>
-      <w:r>
-        <w:t>IRasterTarget</w:t>
-      </w:r>
-      <w:proofErr w:type="spellEnd"/>
-      <w:r>
-        <w:t xml:space="preserve"> через </w:t>
-      </w:r>
-      <w:proofErr w:type="spellStart"/>
-      <w:r>
-        <w:t>коллбэк</w:t>
-      </w:r>
-      <w:proofErr w:type="spellEnd"/>
-      <w:r>
-        <w:t xml:space="preserve"> и вызывают метод </w:t>
-      </w:r>
-      <w:proofErr w:type="spellStart"/>
-      <w:proofErr w:type="gramStart"/>
-      <w:r>
-        <w:t>SetPixel</w:t>
-      </w:r>
-      <w:proofErr w:type="spellEnd"/>
-      <w:r>
-        <w:t>(</w:t>
-      </w:r>
-      <w:proofErr w:type="gramEnd"/>
-      <w:r>
-        <w:t xml:space="preserve">x, y, </w:t>
-      </w:r>
-      <w:proofErr w:type="spellStart"/>
-      <w:r>
-        <w:t>intensity</w:t>
-      </w:r>
-      <w:proofErr w:type="spellEnd"/>
-      <w:r>
-        <w:t xml:space="preserve">). Слой полностью автономен и не имеет ссылок на элементы </w:t>
-      </w:r>
-      <w:proofErr w:type="spellStart"/>
-      <w:r>
-        <w:t>WinForms</w:t>
-      </w:r>
-      <w:proofErr w:type="spellEnd"/>
-      <w:r>
-        <w:t>.</w:t>
+        <w:t>Класс RasterEngine состоит из статических методов, которые принимают абстрактный интерфейс IRasterTarget через коллбэк и вызывают метод SetPixel(x, y, intensity). Слой полностью автономен и не имеет ссылок на элементы WinForms.</w:t>
       </w:r>
     </w:p>
     <w:p>
@@ -662,57 +343,17 @@
     </w:p>
     <w:p>
       <w:r>
-        <w:t xml:space="preserve">Стандартные высокоуровневые функции рисования (например, </w:t>
-      </w:r>
-      <w:proofErr w:type="spellStart"/>
-      <w:r>
-        <w:t>g.DrawLine</w:t>
-      </w:r>
-      <w:proofErr w:type="spellEnd"/>
-      <w:r>
-        <w:t xml:space="preserve">) скрывают внутреннюю логику дискретизации. Для обеспечения честной демонстрации алгоритмов в проекте реализован виртуальный растр. Алгоритмы не имеют доступа к объекту Graphics. Вместо этого они заполняют двумерный числовой массив яркости внутри </w:t>
-      </w:r>
-      <w:proofErr w:type="spellStart"/>
-      <w:r>
-        <w:t>VirtualGrid</w:t>
-      </w:r>
-      <w:proofErr w:type="spellEnd"/>
-      <w:r>
-        <w:t>.</w:t>
+        <w:t>Стандартные высокоуровневые функции рисования (например, g.DrawLine) скрывают внутреннюю логику дискретизации. Для обеспечения честной демонстрации алгоритмов в проекте реализован виртуальный растр. Алгоритмы не имеют доступа к объекту Graphics. Вместо этого они заполняют двумерный числовой массив яркости внутри VirtualGrid.</w:t>
       </w:r>
     </w:p>
     <w:p>
       <w:r>
-        <w:t xml:space="preserve">Связующим звеном выступает интерфейс </w:t>
-      </w:r>
-      <w:proofErr w:type="spellStart"/>
-      <w:r>
-        <w:t>IRasterTarget</w:t>
-      </w:r>
-      <w:proofErr w:type="spellEnd"/>
-      <w:r>
-        <w:t>. Перевод непрерывных декартовых координат в дискретную сетку осуществляется в UI-слое путем смещения начала координат в математический центр панели и инвертирования оси Y. Отрисовка всей сцены происходит строго после завершения работы математического ядра, что гарантирует независимость алгоритмов от графической подсистемы ОС.</w:t>
+        <w:t>Связующим звеном выступает интерфейс IRasterTarget. Перевод непрерывных декартовых координат в дискретную сетку осуществляется в UI-слое путем смещения начала координат в математический центр панели и инвертирования оси Y. Отрисовка всей сцены происходит строго после завершения работы математического ядра, что гарантирует независимость алгоритмов от графической подсистемы ОС.</w:t>
       </w:r>
     </w:p>
     <w:p>
       <w:r>
-        <w:t xml:space="preserve">В целях сравнительного анализа низкоуровневых стандартов округления, в пошаговом алгоритме и алгоритме ЦДА вместо стандартной функции </w:t>
-      </w:r>
-      <w:proofErr w:type="spellStart"/>
-      <w:r>
-        <w:t>Math.Round</w:t>
-      </w:r>
-      <w:proofErr w:type="spellEnd"/>
-      <w:r>
-        <w:t xml:space="preserve"> было применено явное приведение к целочисленному типу (</w:t>
-      </w:r>
-      <w:proofErr w:type="spellStart"/>
-      <w:r>
-        <w:t>int</w:t>
-      </w:r>
-      <w:proofErr w:type="spellEnd"/>
-      <w:r>
-        <w:t xml:space="preserve">). Данное изменение отбрасывает дробную часть и позволяет наглядно </w:t>
+        <w:t xml:space="preserve">В целях сравнительного анализа низкоуровневых стандартов округления, в пошаговом алгоритме и алгоритме ЦДА вместо стандартной функции Math.Round было применено явное приведение к целочисленному типу (int). Данное изменение отбрасывает дробную часть и позволяет наглядно </w:t>
       </w:r>
       <w:r>
         <w:lastRenderedPageBreak/>
@@ -736,28 +377,12 @@
     </w:p>
     <w:p>
       <w:r>
-        <w:t xml:space="preserve">Для выполнения требований по анализу временных характеристик был разработан специализированный класс </w:t>
-      </w:r>
-      <w:proofErr w:type="spellStart"/>
-      <w:r>
-        <w:t>Benchmark</w:t>
-      </w:r>
-      <w:proofErr w:type="spellEnd"/>
-      <w:r>
-        <w:t>. Замер времени одной линии не дает объективной картины из-за высокой скорости современных процессоров и погрешностей системного таймера.</w:t>
+        <w:t>Для выполнения требований по анализу временных характеристик был разработан специализированный класс Benchmark. Замер времени одной линии не дает объективной картины из-за высокой скорости современных процессоров и погрешностей системного таймера.</w:t>
       </w:r>
     </w:p>
     <w:p>
       <w:r>
-        <w:t xml:space="preserve">Модуль стресс-тестирования в цикле генерирует «веер» из 100 000 случайных отрезков во всех 8 октантах и 50 000 окружностей случайного радиуса. Оценка времени выполняется с помощью высокоточного системного регистра </w:t>
-      </w:r>
-      <w:proofErr w:type="spellStart"/>
-      <w:r>
-        <w:t>System.Diagnostics.Stopwatch</w:t>
-      </w:r>
-      <w:proofErr w:type="spellEnd"/>
-      <w:r>
-        <w:t>. Замеры производятся в чистой памяти над виртуальным растром увеличенного разрешения (2000x2000) без привлечения функций отрисовки UI, что исключает влияние графического процессора и операционной системы на результаты тестов.</w:t>
+        <w:t>Модуль стресс-тестирования в цикле генерирует «веер» из 100 000 случайных отрезков во всех 8 октантах и 50 000 окружностей случайного радиуса. Оценка времени выполняется с помощью высокоточного системного регистра System.Diagnostics.Stopwatch. Замеры производятся в чистой памяти над виртуальным растром увеличенного разрешения (2000x2000) без привлечения функций отрисовки UI, что исключает влияние графического процессора и операционной системы на результаты тестов.</w:t>
       </w:r>
     </w:p>
     <w:p>
@@ -772,17 +397,8 @@
           <w:b/>
           <w:bCs/>
         </w:rPr>
-        <w:t xml:space="preserve">4. Инженерное решение №3: Реализация алгоритма Ву и кривых </w:t>
-      </w:r>
-      <w:proofErr w:type="spellStart"/>
-      <w:r>
-        <w:rPr>
-          <w:b/>
-          <w:bCs/>
-        </w:rPr>
-        <w:t>Кастла-Питвея</w:t>
-      </w:r>
-      <w:proofErr w:type="spellEnd"/>
+        <w:t>4. Инженерное решение №3: Реализация алгоритма Ву и кривых Кастла-Питвея</w:t>
+      </w:r>
     </w:p>
     <w:p>
       <w:pPr>
@@ -814,34 +430,10 @@
           <w:b/>
           <w:bCs/>
         </w:rPr>
-        <w:t xml:space="preserve">Алгоритм </w:t>
-      </w:r>
-      <w:proofErr w:type="spellStart"/>
-      <w:r>
-        <w:rPr>
-          <w:b/>
-          <w:bCs/>
-        </w:rPr>
-        <w:t>Кастла-Питвея</w:t>
-      </w:r>
-      <w:proofErr w:type="spellEnd"/>
-      <w:r>
-        <w:rPr>
-          <w:b/>
-          <w:bCs/>
-        </w:rPr>
-        <w:t>:</w:t>
-      </w:r>
-      <w:r>
-        <w:t xml:space="preserve"> Для генерации параметрических кривых второго порядка (дуг окружностей и эллипсов) внедрен целочисленный алгоритм </w:t>
-      </w:r>
-      <w:proofErr w:type="spellStart"/>
-      <w:r>
-        <w:t>Кастла-Питвея</w:t>
-      </w:r>
-      <w:proofErr w:type="spellEnd"/>
-      <w:r>
-        <w:t>. Он базируется на знаке оценочной функции и пошаговом выборе оптимального шага (горизонтального, вертикального или диагонального) без привлечения операций с плавающей точкой, тригонометрии или извлечения квадратных корней, что обеспечивает максимальное быстродействие на низком уровне.</w:t>
+        <w:t>Алгоритм Кастла-Питвея:</w:t>
+      </w:r>
+      <w:r>
+        <w:t xml:space="preserve"> Для генерации параметрических кривых второго порядка (дуг окружностей и эллипсов) внедрен целочисленный алгоритм Кастла-Питвея. Он базируется на знаке оценочной функции и пошаговом выборе оптимального шага (горизонтального, вертикального или диагонального) без привлечения операций с плавающей точкой, тригонометрии или извлечения квадратных корней, что обеспечивает максимальное быстродействие на низком уровне.</w:t>
       </w:r>
     </w:p>
     <w:p>
@@ -941,31 +533,7 @@
         <w:t>Плюсы:</w:t>
       </w:r>
       <w:r>
-        <w:t xml:space="preserve"> Предельная простота внутренней логики цикла. Использование инкрементного подхода (прибавление </w:t>
-      </w:r>
-      <w:proofErr w:type="spellStart"/>
-      <w:r>
-        <w:t>xInc</w:t>
-      </w:r>
-      <w:proofErr w:type="spellEnd"/>
-      <w:r>
-        <w:t xml:space="preserve"> и </w:t>
-      </w:r>
-      <w:proofErr w:type="spellStart"/>
-      <w:r>
-        <w:t>yInc</w:t>
-      </w:r>
-      <w:proofErr w:type="spellEnd"/>
-      <w:r>
-        <w:t>) устраняет необходимость вычисления уравнения прямой на каждой итерации. Замена тяжелой функции математического округления на простое отсечение дробной части (</w:t>
-      </w:r>
-      <w:proofErr w:type="spellStart"/>
-      <w:r>
-        <w:t>int</w:t>
-      </w:r>
-      <w:proofErr w:type="spellEnd"/>
-      <w:r>
-        <w:t>) трансформировала тело цикла в линейный поток команд, подлежащий эффективной JIT-оптимизации процессора.</w:t>
+        <w:t xml:space="preserve"> Предельная простота внутренней логики цикла. Использование инкрементного подхода (прибавление xInc и yInc) устраняет необходимость вычисления уравнения прямой на каждой итерации. Замена тяжелой функции математического округления на простое отсечение дробной части (int) трансформировала тело цикла в линейный поток команд, подлежащий эффективной JIT-оптимизации процессора.</w:t>
       </w:r>
     </w:p>
     <w:p>
@@ -983,23 +551,7 @@
         <w:t>Минусы:</w:t>
       </w:r>
       <w:r>
-        <w:t xml:space="preserve"> Накопление погрешности вычислений на экстремально длинных отрезках из-за суммирования округлений типа </w:t>
-      </w:r>
-      <w:proofErr w:type="spellStart"/>
-      <w:r>
-        <w:t>double</w:t>
-      </w:r>
-      <w:proofErr w:type="spellEnd"/>
-      <w:r>
-        <w:t>. Алгоритм критически чувствителен к направлению обхода: при смене знака приращений операция (</w:t>
-      </w:r>
-      <w:proofErr w:type="spellStart"/>
-      <w:r>
-        <w:t>int</w:t>
-      </w:r>
-      <w:proofErr w:type="spellEnd"/>
-      <w:r>
-        <w:t>) прижимает координаты к противоположным границам пиксельной сетки.</w:t>
+        <w:t xml:space="preserve"> Накопление погрешности вычислений на экстремально длинных отрезках из-за суммирования округлений типа double. Алгоритм критически чувствителен к направлению обхода: при смене знака приращений операция (int) прижимает координаты к противоположным границам пиксельной сетки.</w:t>
       </w:r>
     </w:p>
     <w:p>
@@ -1014,23 +566,7 @@
           <w:b/>
           <w:bCs/>
         </w:rPr>
-        <w:t xml:space="preserve">Метод №3: Алгоритм </w:t>
-      </w:r>
-      <w:proofErr w:type="spellStart"/>
-      <w:r>
-        <w:rPr>
-          <w:b/>
-          <w:bCs/>
-        </w:rPr>
-        <w:t>Брезенхема</w:t>
-      </w:r>
-      <w:proofErr w:type="spellEnd"/>
-      <w:r>
-        <w:rPr>
-          <w:b/>
-          <w:bCs/>
-        </w:rPr>
-        <w:t xml:space="preserve"> (Линия и окружность)</w:t>
+        <w:t>Метод №3: Алгоритм Брезенхема (Линия и окружность)</w:t>
       </w:r>
     </w:p>
     <w:p>
@@ -1048,15 +584,7 @@
         <w:t>Плюсы:</w:t>
       </w:r>
       <w:r>
-        <w:t xml:space="preserve"> Идеальная теоретическая применимость для низкоуровневых систем. Алгоритм полностью целочисленный, в основном цикле отсутствуют деление и вещественная арифметика — используются только сложение, вычитание и битовый сдвиг (2 * </w:t>
-      </w:r>
-      <w:proofErr w:type="spellStart"/>
-      <w:r>
-        <w:t>err</w:t>
-      </w:r>
-      <w:proofErr w:type="spellEnd"/>
-      <w:r>
-        <w:t>).</w:t>
+        <w:t xml:space="preserve"> Идеальная теоретическая применимость для низкоуровневых систем. Алгоритм полностью целочисленный, в основном цикле отсутствуют деление и вещественная арифметика — используются только сложение, вычитание и битовый сдвиг (2 * err).</w:t>
       </w:r>
     </w:p>
     <w:p>
@@ -1074,31 +602,7 @@
         <w:t>Минусы:</w:t>
       </w:r>
       <w:r>
-        <w:t xml:space="preserve"> Архитектурная сложность обобщения алгоритма линии на все 8 октантов (риск вхождения в «ловушку </w:t>
-      </w:r>
-      <w:proofErr w:type="spellStart"/>
-      <w:r>
-        <w:t>Брезенхема</w:t>
-      </w:r>
-      <w:proofErr w:type="spellEnd"/>
-      <w:r>
-        <w:t>» при ошибках в знаках шагов). Наличие внутренних ветвлений для проверки накопленной ошибки создает нагрузку на блок предсказания переходов (</w:t>
-      </w:r>
-      <w:proofErr w:type="spellStart"/>
-      <w:r>
-        <w:t>Branch</w:t>
-      </w:r>
-      <w:proofErr w:type="spellEnd"/>
-      <w:r>
-        <w:t xml:space="preserve"> </w:t>
-      </w:r>
-      <w:proofErr w:type="spellStart"/>
-      <w:r>
-        <w:t>Predictor</w:t>
-      </w:r>
-      <w:proofErr w:type="spellEnd"/>
-      <w:r>
-        <w:t>) современного процессора, что снижает скорость выполнения на случайных массивах векторов.</w:t>
+        <w:t xml:space="preserve"> Архитектурная сложность обобщения алгоритма линии на все 8 октантов (риск вхождения в «ловушку Брезенхема» при ошибках в знаках шагов). Наличие внутренних ветвлений для проверки накопленной ошибки создает нагрузку на блок предсказания переходов (Branch Predictor) современного процессора, что снижает скорость выполнения на случайных массивах векторов.</w:t>
       </w:r>
     </w:p>
     <w:p>
@@ -1118,23 +622,7 @@
     </w:p>
     <w:p>
       <w:r>
-        <w:t xml:space="preserve">В ходе выполнения лабораторной работы были глубоко освоены теоретические и практические основы низкоуровневой растеризации геометрических примитивов, а также проведен детальный сравнительный анализ их эффективности на базе разработанного модуля высокоточного стресс-тестирования. Экспериментальные данные бенчмарка на массиве из 100 000 линий наглядно продемонстрировали специфику работы современных вычислительных систем с различными типами алгоритмов. После проведения оптимизации графического ядра, заключающейся в полном отказе от тяжелых процедур математического округления </w:t>
-      </w:r>
-      <w:proofErr w:type="spellStart"/>
-      <w:r>
-        <w:t>Math.Round</w:t>
-      </w:r>
-      <w:proofErr w:type="spellEnd"/>
-      <w:r>
-        <w:t xml:space="preserve"> в пользу быстрого аппаратного отсечения дробной части через явное приведение типов (</w:t>
-      </w:r>
-      <w:proofErr w:type="spellStart"/>
-      <w:r>
-        <w:t>int</w:t>
-      </w:r>
-      <w:proofErr w:type="spellEnd"/>
-      <w:r>
-        <w:t xml:space="preserve">), наилучшее время выполнения показал инкрементный алгоритм ЦДА (12612 мс), незначительно опередив </w:t>
+        <w:t xml:space="preserve">В ходе выполнения лабораторной работы были глубоко освоены теоретические и практические основы низкоуровневой растеризации геометрических примитивов, а также проведен детальный сравнительный анализ их эффективности на базе разработанного модуля высокоточного стресс-тестирования. Экспериментальные данные бенчмарка на массиве из 100 000 линий наглядно продемонстрировали специфику работы современных вычислительных систем с различными типами алгоритмов. После проведения оптимизации графического ядра, заключающейся в полном отказе от тяжелых процедур математического округления Math.Round в пользу быстрого аппаратного отсечения дробной части через явное приведение типов (int), наилучшее время выполнения показал инкрементный алгоритм ЦДА (12612 мс), незначительно опередив </w:t>
       </w:r>
       <w:r>
         <w:lastRenderedPageBreak/>
@@ -1143,64 +631,19 @@
     </w:p>
     <w:p>
       <w:r>
-        <w:t xml:space="preserve">Классический алгоритм </w:t>
-      </w:r>
-      <w:proofErr w:type="spellStart"/>
-      <w:r>
-        <w:t>Брезенхема</w:t>
-      </w:r>
-      <w:proofErr w:type="spellEnd"/>
-      <w:r>
-        <w:t xml:space="preserve"> для построения линий зафиксировал время выполнения на отметке 13726 мс, уступив оптимизированному инкрементному методу. Наличие внутри цикла </w:t>
-      </w:r>
-      <w:proofErr w:type="spellStart"/>
-      <w:r>
-        <w:t>Брезенхема</w:t>
-      </w:r>
-      <w:proofErr w:type="spellEnd"/>
-      <w:r>
-        <w:t xml:space="preserve"> обязательного условного оператора проверки знака ошибки на сверхбольшом случайном веере линий приводит к регулярным ложным предсказаниям переходов (</w:t>
-      </w:r>
-      <w:proofErr w:type="spellStart"/>
-      <w:r>
-        <w:t>branch</w:t>
-      </w:r>
-      <w:proofErr w:type="spellEnd"/>
-      <w:r>
-        <w:t xml:space="preserve"> </w:t>
-      </w:r>
-      <w:proofErr w:type="spellStart"/>
-      <w:r>
-        <w:t>mispredictions</w:t>
-      </w:r>
-      <w:proofErr w:type="spellEnd"/>
-      <w:r>
-        <w:t xml:space="preserve">), что сбрасывает конвейер инструкций и увеличивает общее время работы. При этом алгоритм сглаживания Ву ожидаемо показал наихудшую производительность (26690 мс) из-за вычисления интенсивности яркости для парных пикселей, а генерация окружности </w:t>
-      </w:r>
-      <w:proofErr w:type="spellStart"/>
-      <w:r>
-        <w:t>Брезенхема</w:t>
-      </w:r>
-      <w:proofErr w:type="spellEnd"/>
-      <w:r>
-        <w:t xml:space="preserve"> подтвердила колоссальную эффективность использования восьмисвязной симметрии, затратив всего 7466 мс на 50 000 объектов.</w:t>
+        <w:t>Классический алгоритм Брезенхема для построения линий зафиксировал время выполнения на отметке 13726 мс, уступив оптимизированному инкрементному методу. Наличие внутри цикла Брезенхема обязательного условного оператора проверки знака ошибки на сверхбольшом случайном веере линий приводит к регулярным ложным предсказаниям переходов (branch mispredictions), что сбрасывает конвейер инструкций и увеличивает общее время работы. При этом алгоритм сглаживания Ву ожидаемо показал наихудшую производительность (26690 мс) из-за вычисления интенсивности яркости для парных пикселей, а генерация окружности Брезенхема подтвердила колоссальную эффективность использования восьмисвязной симметрии, затратив всего 7466 мс на 50 000 объектов.</w:t>
       </w:r>
     </w:p>
     <w:p>
       <w:r>
-        <w:t>В процессе верификации работы растрового ядра было обнаружено, что при стандартном рисовании векторов слева направо дискретизированные цепочки пикселей для пошагового метода и ЦДА полностью совпадают, маскируя внутренние различия алгоритмов. Для наглядной демонстрации архитектурных расхождений были экспериментально подобраны критические параметры отрезка, идущего справа налево и сверху вниз. На примере тестирования начальной точки с координатами X0 = 50, Y0 = 40 при движении к началу декартовой системы координат отчетливо проявилась фундаментальная чувствительность инкрементных методов к направлению обхода регулярной сетки. Пошаговый алгоритм всегда принудительно сортирует граничные точки для обеспечения прохода строго слева направо, в то время как алгоритм ЦДА выполняет честный обратный обход с отрицательным шагом. В условиях, когда в обоих методах работает грубое округление вниз посредством отсечения (</w:t>
-      </w:r>
-      <w:proofErr w:type="spellStart"/>
-      <w:r>
-        <w:t>int</w:t>
-      </w:r>
-      <w:proofErr w:type="spellEnd"/>
-      <w:r>
-        <w:t>), смена знака приращений в ЦДА заставила операцию приведения типов прижимать координаты к противоположным границам дискретных ячеек, что вызвало визуальный сдвиг ступенек линии на один пиксель и наглядно доказало разницу в математической логике исследуемых алгоритмов.</w:t>
+        <w:t>В процессе верификации работы растрового ядра было обнаружено, что при стандартном рисовании векторов слева направо дискретизированные цепочки пикселей для пошагового метода и ЦДА полностью совпадают, маскируя внутренние различия алгоритмов. Для наглядной демонстрации архитектурных расхождений были экспериментально подобраны критические параметры отрезка, идущего справа налево и сверху вниз. На примере тестирования начальной точки с координатами X0 = 50, Y0 = 40 при движении к началу декартовой системы координат отчетливо проявилась фундаментальная чувствительность инкрементных методов к направлению обхода регулярной сетки. Пошаговый алгоритм всегда принудительно сортирует граничные точки для обеспечения прохода строго слева направо, в то время как алгоритм ЦДА выполняет честный обратный обход с отрицательным шагом. В условиях, когда в обоих методах работает грубое округление вниз посредством отсечения (int), смена знака приращений в ЦДА заставила операцию приведения типов прижимать координаты к противоположным границам дискретных ячеек, что вызвало визуальный сдвиг ступенек линии на один пиксель и наглядно доказало разницу в математической логике исследуемых алгоритмов.</w:t>
       </w:r>
     </w:p>
     <w:p>
       <w:r>
+        <w:rPr>
+          <w:noProof/>
+        </w:rPr>
         <w:drawing>
           <wp:inline distT="0" distB="0" distL="0" distR="0" wp14:anchorId="129449C8" wp14:editId="765D42BD">
             <wp:extent cx="3192780" cy="1852257"/>
@@ -1251,7 +694,6 @@
         </w:drawing>
       </w:r>
     </w:p>
-    <w:p/>
     <w:sectPr>
       <w:pgSz w:w="11906" w:h="16838" w:code="9"/>
       <w:pgMar w:top="1134" w:right="851" w:bottom="1134" w:left="1701" w:header="709" w:footer="709" w:gutter="0"/>
@@ -6111,6 +5553,7 @@
   <w:style w:type="character" w:default="1" w:styleId="a0">
     <w:name w:val="Default Paragraph Font"/>
     <w:uiPriority w:val="1"/>
+    <w:semiHidden/>
     <w:unhideWhenUsed/>
   </w:style>
   <w:style w:type="table" w:default="1" w:styleId="a1">
